--- a/pe2/docs/como_se_hizo.docx
+++ b/pe2/docs/como_se_hizo.docx
@@ -4476,10 +4476,7 @@
     </w:p>
     <w:p>
       <w:r>
-        <w:t>E</w:t>
-      </w:r>
-      <w:r>
-        <w:t>l usuario que tiene el rol de administrador puede acceder a un formulario especial (</w:t>
+        <w:t>El usuario que tiene el rol de administrador puede acceder a un formulario especial (</w:t>
       </w:r>
       <w:proofErr w:type="spellStart"/>
       <w:r>
@@ -4489,394 +4486,2561 @@
       <w:r>
         <w:t>). Desde ahí puede añadir nuevos destinos a la base de datos, y además tiene opciones para editar o eliminar los viajes que ya existen.</w:t>
       </w:r>
-    </w:p>
+      <w:r>
+        <w:t xml:space="preserve"> Hay ahora en base de datos un solo usuario administrador que su contraseña es: fabriadmin2026 y el correo es </w:t>
+      </w:r>
+      <w:r>
+        <w:t>admin@correo.com</w:t>
+      </w:r>
+    </w:p>
+    <w:p/>
     <w:p>
       <w:pPr>
         <w:pStyle w:val="Ttulo1"/>
       </w:pPr>
       <w:r>
+        <w:t>Paginación</w:t>
+      </w:r>
+    </w:p>
+    <w:p>
+      <w:r>
+        <w:t xml:space="preserve">Para no cargar todos los viajes de golpe en la pantalla, </w:t>
+      </w:r>
+      <w:r>
+        <w:t xml:space="preserve">se </w:t>
+      </w:r>
+      <w:r>
+        <w:t>h</w:t>
+      </w:r>
+      <w:r>
+        <w:t>a</w:t>
+      </w:r>
+      <w:r>
+        <w:t xml:space="preserve"> modificado la consulta a la base de datos añadiendo la cláusula </w:t>
+      </w:r>
+      <w:proofErr w:type="gramStart"/>
+      <w:r>
+        <w:t>LIMIT :</w:t>
+      </w:r>
+      <w:proofErr w:type="spellStart"/>
+      <w:r>
+        <w:t>filaInicio</w:t>
+      </w:r>
+      <w:proofErr w:type="spellEnd"/>
+      <w:proofErr w:type="gramEnd"/>
+      <w:r>
+        <w:t>, :</w:t>
+      </w:r>
+      <w:proofErr w:type="spellStart"/>
+      <w:r>
+        <w:t>porPagina</w:t>
+      </w:r>
+      <w:proofErr w:type="spellEnd"/>
+      <w:r>
+        <w:t xml:space="preserve">. Así solo me traigo un máximo de 9 viajes por página. Con la </w:t>
+      </w:r>
+      <w:proofErr w:type="gramStart"/>
+      <w:r>
+        <w:t>variable :</w:t>
+      </w:r>
+      <w:proofErr w:type="spellStart"/>
+      <w:r>
+        <w:t>filaInicio</w:t>
+      </w:r>
+      <w:proofErr w:type="spellEnd"/>
+      <w:proofErr w:type="gramEnd"/>
+      <w:r>
+        <w:t xml:space="preserve"> le indico a la base de datos desde qué viaje tiene que empezar a contar.</w:t>
+      </w:r>
+    </w:p>
+    <w:p>
+      <w:r>
+        <w:t xml:space="preserve">Por ejemplo: si en la URL le paso el </w:t>
+      </w:r>
+      <w:proofErr w:type="gramStart"/>
+      <w:r>
+        <w:t>parámetro ?pagina</w:t>
+      </w:r>
+      <w:proofErr w:type="gramEnd"/>
+      <w:r>
+        <w:t>=2, PHP hace el cálculo para saltarse los primeros 9 viajes y traerme los 9 siguientes. Después, para pintar los botones de navegación de la parte inferior (1, 2, 3...), simplemente divido el total de viajes que hay en la tabla entre 9.</w:t>
+      </w:r>
+    </w:p>
+    <w:p>
+      <w:pPr>
+        <w:pStyle w:val="Ttulo1"/>
+      </w:pPr>
+      <w:r>
+        <w:t>Buscado</w:t>
+      </w:r>
+      <w:r>
+        <w:t>r de viajes</w:t>
+      </w:r>
+      <w:r>
+        <w:t>.</w:t>
+      </w:r>
+    </w:p>
+    <w:p>
+      <w:r>
+        <w:t>Para el buscador (</w:t>
+      </w:r>
+      <w:proofErr w:type="spellStart"/>
+      <w:r>
+        <w:t>viajes_buscados.php</w:t>
+      </w:r>
+      <w:proofErr w:type="spellEnd"/>
+      <w:r>
+        <w:t xml:space="preserve">), he reutilizado la maquetación de las tarjetas de viajes. El buscador coge </w:t>
+      </w:r>
+      <w:r>
+        <w:t xml:space="preserve">el destino y fechas </w:t>
+      </w:r>
+      <w:r>
+        <w:t>introducidas</w:t>
+      </w:r>
+      <w:r>
+        <w:t xml:space="preserve"> </w:t>
+      </w:r>
+      <w:r>
+        <w:t xml:space="preserve">por el usuario y realiza una consulta </w:t>
+      </w:r>
+      <w:r>
+        <w:t>en el servidor para filtrar por destino y fechas</w:t>
+      </w:r>
+      <w:r>
+        <w:t>, imprimiendo solo las tarjetas que devuelva esa consulta.</w:t>
+      </w:r>
+    </w:p>
+    <w:p>
+      <w:pPr>
+        <w:pStyle w:val="Ttulo1"/>
+      </w:pPr>
+      <w:r>
+        <w:t>Validación de Formularios</w:t>
+      </w:r>
+    </w:p>
+    <w:p>
+      <w:r>
+        <w:t>Se ha</w:t>
+      </w:r>
+      <w:r>
+        <w:t>n</w:t>
+      </w:r>
+      <w:r>
+        <w:t xml:space="preserve"> eliminado los atributos de ayuda de HTML5 (como </w:t>
+      </w:r>
+      <w:proofErr w:type="spellStart"/>
+      <w:r>
+        <w:t>required</w:t>
+      </w:r>
+      <w:proofErr w:type="spellEnd"/>
+      <w:r>
+        <w:t xml:space="preserve"> o </w:t>
+      </w:r>
+      <w:proofErr w:type="spellStart"/>
+      <w:r>
+        <w:t>type</w:t>
+      </w:r>
+      <w:proofErr w:type="spellEnd"/>
+      <w:r>
+        <w:t>="email") y</w:t>
+      </w:r>
+      <w:r>
+        <w:t xml:space="preserve"> se ha </w:t>
+      </w:r>
+      <w:r>
+        <w:t>utilizado JavaScript para el control de errores.</w:t>
+      </w:r>
+    </w:p>
+    <w:p>
+      <w:r>
+        <w:t>Se</w:t>
+      </w:r>
+      <w:r>
+        <w:t xml:space="preserve"> intercept</w:t>
+      </w:r>
+      <w:r>
+        <w:t>a</w:t>
+      </w:r>
+      <w:r>
+        <w:t xml:space="preserve"> el evento </w:t>
+      </w:r>
+      <w:proofErr w:type="spellStart"/>
+      <w:r>
+        <w:t>submit</w:t>
+      </w:r>
+      <w:proofErr w:type="spellEnd"/>
+      <w:r>
+        <w:t xml:space="preserve"> del formulario usando </w:t>
+      </w:r>
+      <w:proofErr w:type="spellStart"/>
+      <w:proofErr w:type="gramStart"/>
+      <w:r>
+        <w:t>preventDefault</w:t>
+      </w:r>
+      <w:proofErr w:type="spellEnd"/>
+      <w:r>
+        <w:t>(</w:t>
+      </w:r>
+      <w:proofErr w:type="gramEnd"/>
+      <w:r>
+        <w:t>)</w:t>
+      </w:r>
+      <w:r>
+        <w:t>, para no enviar los datos al se</w:t>
+      </w:r>
+      <w:r>
+        <w:t>r</w:t>
+      </w:r>
+      <w:r>
+        <w:t>vidor</w:t>
+      </w:r>
+      <w:r>
+        <w:t xml:space="preserve">. </w:t>
+      </w:r>
+      <w:r>
+        <w:t>Se leen</w:t>
+      </w:r>
+      <w:r>
+        <w:t xml:space="preserve"> los valores de los input</w:t>
+      </w:r>
+      <w:r>
+        <w:t>s, si se</w:t>
+      </w:r>
+      <w:r>
+        <w:t xml:space="preserve"> detect</w:t>
+      </w:r>
+      <w:r>
+        <w:t>a</w:t>
+      </w:r>
+      <w:r>
+        <w:t xml:space="preserve"> que un campo está vacío o el formato es incorrecto</w:t>
+      </w:r>
+      <w:r>
+        <w:t xml:space="preserve"> se cancela</w:t>
+      </w:r>
+      <w:r>
+        <w:t xml:space="preserve"> el envío y </w:t>
+      </w:r>
+      <w:r>
+        <w:t xml:space="preserve">se </w:t>
+      </w:r>
+      <w:r>
+        <w:t>modific</w:t>
+      </w:r>
+      <w:r>
+        <w:t xml:space="preserve">a </w:t>
+      </w:r>
+      <w:r>
+        <w:t>el DOM (</w:t>
+      </w:r>
+      <w:proofErr w:type="spellStart"/>
+      <w:r>
+        <w:t>innerHTML</w:t>
+      </w:r>
+      <w:proofErr w:type="spellEnd"/>
+      <w:r>
+        <w:t xml:space="preserve"> / </w:t>
+      </w:r>
+      <w:proofErr w:type="spellStart"/>
+      <w:r>
+        <w:t>textContent</w:t>
+      </w:r>
+      <w:proofErr w:type="spellEnd"/>
+      <w:r>
+        <w:t>) para mostrar un texto rojo de error justo debajo del campo afectado</w:t>
+      </w:r>
+      <w:r>
+        <w:t xml:space="preserve">. </w:t>
+      </w:r>
+      <w:r>
+        <w:t xml:space="preserve">Si todo está correcto, </w:t>
+      </w:r>
+      <w:r>
+        <w:t>se permite</w:t>
+      </w:r>
+      <w:r>
+        <w:t xml:space="preserve"> que el formulario se envíe a PHP.</w:t>
+      </w:r>
+    </w:p>
+    <w:p>
+      <w:pPr>
+        <w:pStyle w:val="Ttulo1"/>
+      </w:pPr>
+      <w:r>
+        <w:t xml:space="preserve">Carrusel </w:t>
+      </w:r>
+      <w:r>
+        <w:t>y viajes relacionados</w:t>
+      </w:r>
+    </w:p>
+    <w:p>
+      <w:r>
+        <w:t>Para mostrar el carrusel y la sección de viajes relacionados, he preparado una consulta al servidor que me devuelve un número concreto de viajes aleatorios. A esta consulta también le puedo pasar el ID de un viaje específico</w:t>
+      </w:r>
+      <w:r>
+        <w:t xml:space="preserve"> y</w:t>
+      </w:r>
+      <w:r>
+        <w:t xml:space="preserve"> esto es útil para la página de detalle (</w:t>
+      </w:r>
+      <w:proofErr w:type="spellStart"/>
+      <w:r>
+        <w:t>viaje.php</w:t>
+      </w:r>
+      <w:proofErr w:type="spellEnd"/>
+      <w:r>
+        <w:t xml:space="preserve">), ya que le paso el ID del viaje que se está mostrando para asegurarme de que no me vuelva a sugerir el mismo destino que ya </w:t>
+      </w:r>
+      <w:r>
+        <w:t xml:space="preserve">se </w:t>
+      </w:r>
+      <w:r>
+        <w:t xml:space="preserve">está </w:t>
+      </w:r>
+      <w:r>
+        <w:t>mostrando</w:t>
+      </w:r>
+      <w:r>
+        <w:t>.</w:t>
+      </w:r>
+    </w:p>
+    <w:p>
+      <w:r>
+        <w:t>Se crea</w:t>
+      </w:r>
+      <w:r>
+        <w:t xml:space="preserve"> un array de objetos en JavaScript, donde cada objeto guarda la ruta de la imagen, el título y la descripción del viaje. </w:t>
+      </w:r>
+      <w:r>
+        <w:t>Se crea</w:t>
+      </w:r>
+      <w:r>
+        <w:t xml:space="preserve"> una </w:t>
+      </w:r>
+      <w:proofErr w:type="gramStart"/>
+      <w:r>
+        <w:t>variable contador</w:t>
+      </w:r>
+      <w:proofErr w:type="gramEnd"/>
+      <w:r>
+        <w:t xml:space="preserve"> que empieza en 0</w:t>
+      </w:r>
+      <w:r>
+        <w:t xml:space="preserve"> y </w:t>
+      </w:r>
+      <w:r>
+        <w:t xml:space="preserve">capturar el evento </w:t>
+      </w:r>
+      <w:proofErr w:type="spellStart"/>
+      <w:r>
+        <w:t>click</w:t>
+      </w:r>
+      <w:proofErr w:type="spellEnd"/>
+      <w:r>
+        <w:t xml:space="preserve"> sobre las flechas, </w:t>
+      </w:r>
+      <w:r>
+        <w:t>se suma</w:t>
+      </w:r>
+      <w:r>
+        <w:t xml:space="preserve"> o rest</w:t>
+      </w:r>
+      <w:r>
+        <w:t>a</w:t>
+      </w:r>
+      <w:r>
+        <w:t xml:space="preserve"> a ese contador y </w:t>
+      </w:r>
+      <w:r>
+        <w:t xml:space="preserve">se </w:t>
+      </w:r>
+      <w:r>
+        <w:t>actualiz</w:t>
+      </w:r>
+      <w:r>
+        <w:t>a</w:t>
+      </w:r>
+      <w:r>
+        <w:t xml:space="preserve"> dinámicamente el atributo </w:t>
+      </w:r>
+      <w:proofErr w:type="spellStart"/>
+      <w:r>
+        <w:t>src</w:t>
+      </w:r>
+      <w:proofErr w:type="spellEnd"/>
+      <w:r>
+        <w:t xml:space="preserve"> de la imagen principal y el texto</w:t>
+      </w:r>
+      <w:r>
+        <w:t>. S</w:t>
+      </w:r>
+      <w:r>
+        <w:t>i el contador supera la longitud del array, vuelva a 0 (y viceversa), creando así un efecto de bucle infinito.</w:t>
+      </w:r>
+    </w:p>
+    <w:p>
+      <w:pPr>
+        <w:pStyle w:val="Ttulo1"/>
+      </w:pPr>
+      <w:r>
         <w:lastRenderedPageBreak/>
-        <w:t>Paginación</w:t>
-      </w:r>
-    </w:p>
-    <w:p>
-      <w:r>
-        <w:t xml:space="preserve">Para no cargar todos los viajes de golpe en la pantalla, </w:t>
-      </w:r>
-      <w:r>
-        <w:t xml:space="preserve">se </w:t>
-      </w:r>
-      <w:r>
-        <w:t>h</w:t>
-      </w:r>
-      <w:r>
-        <w:t>a</w:t>
-      </w:r>
-      <w:r>
-        <w:t xml:space="preserve"> modificado la consulta a la base de datos añadiendo la cláusula </w:t>
+        <w:t>IA</w:t>
+      </w:r>
+    </w:p>
+    <w:p>
+      <w:r>
+        <w:t>Para esta práctica he usado la IA en las siguientes ocasiones:</w:t>
+      </w:r>
+    </w:p>
+    <w:p>
+      <w:pPr>
+        <w:pStyle w:val="Prrafodelista"/>
+        <w:numPr>
+          <w:ilvl w:val="0"/>
+          <w:numId w:val="7"/>
+        </w:numPr>
+      </w:pPr>
+      <w:r>
+        <w:t xml:space="preserve">Para poder obtener los nombres las imágenes que están dentro de mi carpeta de imagines. </w:t>
+      </w:r>
+    </w:p>
+    <w:p>
+      <w:pPr>
+        <w:ind w:left="708"/>
+      </w:pPr>
+      <w:r>
+        <w:t xml:space="preserve">Le dije que me sacara la ruta en donde se encuentra cada imagen para luego yo poder </w:t>
+      </w:r>
+      <w:proofErr w:type="spellStart"/>
+      <w:r>
+        <w:t>guardalas</w:t>
+      </w:r>
+      <w:proofErr w:type="spellEnd"/>
+      <w:r>
+        <w:t xml:space="preserve"> en base de datos y así que la vista de viajes pueda usar esa ruta para encontrar las imágenes que hay en el proyecto.</w:t>
+      </w:r>
+    </w:p>
+    <w:p>
+      <w:pPr>
+        <w:ind w:left="708"/>
+      </w:pPr>
+      <w:r>
+        <w:t>Salida:</w:t>
+      </w:r>
+    </w:p>
+    <w:p>
+      <w:pPr>
+        <w:ind w:left="708"/>
+      </w:pPr>
+      <w:r>
+        <w:t>$</w:t>
+      </w:r>
+      <w:proofErr w:type="spellStart"/>
+      <w:r>
+        <w:t>img_dir</w:t>
+      </w:r>
+      <w:proofErr w:type="spellEnd"/>
+      <w:r>
+        <w:t xml:space="preserve"> = __DIR_</w:t>
       </w:r>
       <w:proofErr w:type="gramStart"/>
       <w:r>
-        <w:t>LIMIT :</w:t>
-      </w:r>
-      <w:proofErr w:type="spellStart"/>
-      <w:r>
-        <w:t>filaInicio</w:t>
-      </w:r>
-      <w:proofErr w:type="spellEnd"/>
+        <w:t>_ .</w:t>
+      </w:r>
       <w:proofErr w:type="gramEnd"/>
       <w:r>
-        <w:t>, :</w:t>
-      </w:r>
-      <w:proofErr w:type="spellStart"/>
-      <w:r>
-        <w:t>porPagina</w:t>
-      </w:r>
-      <w:proofErr w:type="spellEnd"/>
-      <w:r>
-        <w:t xml:space="preserve">. Así solo me traigo un máximo de 9 viajes por página. Con la </w:t>
-      </w:r>
+        <w:t xml:space="preserve"> '/</w:t>
+      </w:r>
+      <w:proofErr w:type="spellStart"/>
+      <w:r>
+        <w:t>imagenes</w:t>
+      </w:r>
+      <w:proofErr w:type="spellEnd"/>
+      <w:r>
+        <w:t>';</w:t>
+      </w:r>
+    </w:p>
+    <w:p>
+      <w:pPr>
+        <w:ind w:left="708"/>
+      </w:pPr>
+      <w:r>
+        <w:t>$</w:t>
+      </w:r>
+      <w:proofErr w:type="spellStart"/>
+      <w:r>
+        <w:t>images</w:t>
+      </w:r>
+      <w:proofErr w:type="spellEnd"/>
+      <w:r>
+        <w:t xml:space="preserve"> = [];</w:t>
+      </w:r>
+    </w:p>
+    <w:p>
+      <w:pPr>
+        <w:ind w:left="708"/>
+      </w:pPr>
+      <w:proofErr w:type="spellStart"/>
+      <w:r>
+        <w:t>if</w:t>
+      </w:r>
+      <w:proofErr w:type="spellEnd"/>
+      <w:r>
+        <w:t xml:space="preserve"> (</w:t>
+      </w:r>
+      <w:proofErr w:type="spellStart"/>
+      <w:r>
+        <w:t>is_dir</w:t>
+      </w:r>
+      <w:proofErr w:type="spellEnd"/>
+      <w:r>
+        <w:t>($</w:t>
+      </w:r>
+      <w:proofErr w:type="spellStart"/>
+      <w:r>
+        <w:t>img_dir</w:t>
+      </w:r>
+      <w:proofErr w:type="spellEnd"/>
+      <w:r>
+        <w:t>)) {</w:t>
+      </w:r>
+    </w:p>
+    <w:p>
+      <w:pPr>
+        <w:ind w:left="1428"/>
+      </w:pPr>
+      <w:proofErr w:type="spellStart"/>
+      <w:r>
+        <w:t>foreach</w:t>
+      </w:r>
+      <w:proofErr w:type="spellEnd"/>
+      <w:r>
+        <w:t xml:space="preserve"> (</w:t>
+      </w:r>
+      <w:proofErr w:type="spellStart"/>
       <w:proofErr w:type="gramStart"/>
       <w:r>
-        <w:t>variable :</w:t>
-      </w:r>
-      <w:proofErr w:type="spellStart"/>
-      <w:r>
-        <w:t>filaInicio</w:t>
-      </w:r>
-      <w:proofErr w:type="spellEnd"/>
+        <w:t>glob</w:t>
+      </w:r>
+      <w:proofErr w:type="spellEnd"/>
+      <w:r>
+        <w:t>(</w:t>
+      </w:r>
       <w:proofErr w:type="gramEnd"/>
       <w:r>
-        <w:t xml:space="preserve"> le indico a la base de datos desde qué viaje tiene que empezar a contar.</w:t>
-      </w:r>
-    </w:p>
-    <w:p>
-      <w:r>
-        <w:t xml:space="preserve">Por ejemplo: si en la URL le paso el </w:t>
+        <w:t>$</w:t>
+      </w:r>
+      <w:proofErr w:type="spellStart"/>
+      <w:r>
+        <w:t>img_dir</w:t>
+      </w:r>
+      <w:proofErr w:type="spellEnd"/>
+      <w:r>
+        <w:t xml:space="preserve"> . '/*/</w:t>
       </w:r>
       <w:proofErr w:type="gramStart"/>
       <w:r>
-        <w:t>parámetro ?pagina</w:t>
-      </w:r>
+        <w:t>*.{</w:t>
+      </w:r>
+      <w:proofErr w:type="spellStart"/>
       <w:proofErr w:type="gramEnd"/>
       <w:r>
-        <w:t>=2, PHP hace el cálculo para saltarse los primeros 9 viajes y traerme los 9 siguientes. Después, para pintar los botones de navegación de la parte inferior (1, 2, 3...), simplemente divido el total de viajes que hay en la tabla entre 9.</w:t>
-      </w:r>
-    </w:p>
-    <w:p>
-      <w:pPr>
-        <w:pStyle w:val="Ttulo1"/>
-      </w:pPr>
-      <w:r>
-        <w:t>Buscado</w:t>
-      </w:r>
-      <w:r>
-        <w:t>r de viajes</w:t>
-      </w:r>
-      <w:r>
-        <w:t>.</w:t>
-      </w:r>
-    </w:p>
-    <w:p>
-      <w:r>
-        <w:t>Para el buscador (</w:t>
-      </w:r>
-      <w:proofErr w:type="spellStart"/>
-      <w:r>
-        <w:t>viajes_buscados.php</w:t>
-      </w:r>
-      <w:proofErr w:type="spellEnd"/>
-      <w:r>
-        <w:t xml:space="preserve">), he reutilizado la maquetación de las tarjetas de viajes. El buscador coge </w:t>
-      </w:r>
-      <w:r>
-        <w:t xml:space="preserve">el destino y fechas </w:t>
-      </w:r>
-      <w:r>
-        <w:t>introducidas</w:t>
-      </w:r>
+        <w:t>jpg,jpeg,png,gif</w:t>
+      </w:r>
+      <w:proofErr w:type="spellEnd"/>
+      <w:r>
+        <w:t>}', GLOB_BRACE) as $</w:t>
+      </w:r>
+      <w:proofErr w:type="spellStart"/>
+      <w:r>
+        <w:t>img</w:t>
+      </w:r>
+      <w:proofErr w:type="spellEnd"/>
+      <w:r>
+        <w:t>) {</w:t>
+      </w:r>
+    </w:p>
+    <w:p>
+      <w:pPr>
+        <w:ind w:left="1428"/>
+      </w:pPr>
+      <w:r>
+        <w:t>$</w:t>
+      </w:r>
+      <w:proofErr w:type="spellStart"/>
+      <w:proofErr w:type="gramStart"/>
+      <w:r>
+        <w:t>images</w:t>
+      </w:r>
+      <w:proofErr w:type="spellEnd"/>
+      <w:r>
+        <w:t>[</w:t>
+      </w:r>
+      <w:proofErr w:type="gramEnd"/>
+      <w:r>
+        <w:t xml:space="preserve">] = </w:t>
+      </w:r>
+      <w:proofErr w:type="spellStart"/>
+      <w:r>
+        <w:t>substr</w:t>
+      </w:r>
+      <w:proofErr w:type="spellEnd"/>
+      <w:r>
+        <w:t>($</w:t>
+      </w:r>
+      <w:proofErr w:type="spellStart"/>
+      <w:r>
+        <w:t>img</w:t>
+      </w:r>
+      <w:proofErr w:type="spellEnd"/>
+      <w:r>
+        <w:t xml:space="preserve">, </w:t>
+      </w:r>
+      <w:proofErr w:type="spellStart"/>
+      <w:r>
+        <w:t>strlen</w:t>
+      </w:r>
+      <w:proofErr w:type="spellEnd"/>
+      <w:r>
+        <w:t>($</w:t>
+      </w:r>
+      <w:proofErr w:type="spellStart"/>
+      <w:r>
+        <w:t>img_dir</w:t>
+      </w:r>
+      <w:proofErr w:type="spellEnd"/>
+      <w:r>
+        <w:t xml:space="preserve"> . '/'));</w:t>
+      </w:r>
+    </w:p>
+    <w:p>
+      <w:pPr>
+        <w:ind w:left="1428"/>
+      </w:pPr>
+      <w:r>
+        <w:t>}</w:t>
+      </w:r>
+    </w:p>
+    <w:p>
+      <w:pPr>
+        <w:ind w:left="708"/>
+      </w:pPr>
+      <w:r>
+        <w:t>}</w:t>
+      </w:r>
+    </w:p>
+    <w:p>
+      <w:pPr>
+        <w:pStyle w:val="Prrafodelista"/>
+        <w:numPr>
+          <w:ilvl w:val="0"/>
+          <w:numId w:val="7"/>
+        </w:numPr>
+      </w:pPr>
+      <w:r>
+        <w:t xml:space="preserve">Le pasé todos </w:t>
+      </w:r>
+      <w:proofErr w:type="gramStart"/>
+      <w:r>
+        <w:t>los .</w:t>
+      </w:r>
+      <w:proofErr w:type="spellStart"/>
+      <w:r>
+        <w:t>htmls</w:t>
+      </w:r>
+      <w:proofErr w:type="spellEnd"/>
+      <w:proofErr w:type="gramEnd"/>
+      <w:r>
+        <w:t xml:space="preserve"> que tenía con todos los datos de los viajes de cada país que me cree y le dije que sacara un script de inserción para poder añadir en la base de datos los 60 viajes que tengo. Le dije que mi base de datos es esta: </w:t>
+      </w:r>
+    </w:p>
+    <w:p>
+      <w:pPr>
+        <w:ind w:left="708"/>
+      </w:pPr>
+      <w:r>
+        <w:t>CREATE TABLE IF NOT EXISTS viajes (</w:t>
+      </w:r>
+    </w:p>
+    <w:p>
+      <w:pPr>
+        <w:ind w:left="708"/>
+      </w:pPr>
+      <w:r>
+        <w:t xml:space="preserve">  id INT UNSIGNED NOT NULL AUTO_INCREMENT PRIMARY KEY,</w:t>
+      </w:r>
+    </w:p>
+    <w:p>
+      <w:pPr>
+        <w:ind w:left="708"/>
+      </w:pPr>
+      <w:r>
+        <w:t xml:space="preserve">  destino </w:t>
+      </w:r>
+      <w:proofErr w:type="gramStart"/>
+      <w:r>
+        <w:t>VARCHAR(</w:t>
+      </w:r>
+      <w:proofErr w:type="gramEnd"/>
+      <w:r>
+        <w:t>255) NOT NULL,</w:t>
+      </w:r>
+    </w:p>
+    <w:p>
+      <w:pPr>
+        <w:ind w:left="708"/>
+      </w:pPr>
+      <w:r>
+        <w:t xml:space="preserve">  </w:t>
+      </w:r>
+      <w:proofErr w:type="spellStart"/>
+      <w:r>
+        <w:t>fecha_inicio</w:t>
+      </w:r>
+      <w:proofErr w:type="spellEnd"/>
+      <w:r>
+        <w:t xml:space="preserve"> DATE NOT NULL,</w:t>
+      </w:r>
+    </w:p>
+    <w:p>
+      <w:pPr>
+        <w:ind w:left="708"/>
+      </w:pPr>
+      <w:r>
+        <w:t xml:space="preserve">  </w:t>
+      </w:r>
+      <w:proofErr w:type="spellStart"/>
+      <w:r>
+        <w:t>fecha_fin</w:t>
+      </w:r>
+      <w:proofErr w:type="spellEnd"/>
+      <w:r>
+        <w:t xml:space="preserve"> DATE NOT NULL,</w:t>
+      </w:r>
+    </w:p>
+    <w:p>
+      <w:pPr>
+        <w:ind w:left="708"/>
+      </w:pPr>
+      <w:r>
+        <w:t xml:space="preserve">  </w:t>
+      </w:r>
+      <w:proofErr w:type="spellStart"/>
+      <w:r>
+        <w:t>descripcion_corta</w:t>
+      </w:r>
+      <w:proofErr w:type="spellEnd"/>
       <w:r>
         <w:t xml:space="preserve"> </w:t>
       </w:r>
-      <w:r>
-        <w:t xml:space="preserve">por el usuario y realiza una consulta </w:t>
-      </w:r>
-      <w:r>
-        <w:t>en el servidor para filtrar por destino y fechas</w:t>
-      </w:r>
-      <w:r>
-        <w:t>, imprimiendo solo las tarjetas que devuelva esa consulta.</w:t>
-      </w:r>
-    </w:p>
-    <w:p>
-      <w:pPr>
-        <w:pStyle w:val="Ttulo1"/>
-      </w:pPr>
-      <w:r>
-        <w:t>Validación de Formularios</w:t>
-      </w:r>
-    </w:p>
-    <w:p>
-      <w:r>
-        <w:t>Se ha</w:t>
-      </w:r>
-      <w:r>
-        <w:t>n</w:t>
-      </w:r>
-      <w:r>
-        <w:t xml:space="preserve"> eliminado los atributos de ayuda de HTML5 (como </w:t>
-      </w:r>
-      <w:proofErr w:type="spellStart"/>
-      <w:r>
-        <w:t>required</w:t>
-      </w:r>
-      <w:proofErr w:type="spellEnd"/>
-      <w:r>
-        <w:t xml:space="preserve"> o </w:t>
-      </w:r>
-      <w:proofErr w:type="spellStart"/>
-      <w:r>
-        <w:t>type</w:t>
-      </w:r>
-      <w:proofErr w:type="spellEnd"/>
-      <w:r>
-        <w:t>="email") y</w:t>
-      </w:r>
-      <w:r>
-        <w:t xml:space="preserve"> se ha </w:t>
-      </w:r>
-      <w:r>
-        <w:t>utilizado JavaScript para el control de errores.</w:t>
-      </w:r>
-    </w:p>
-    <w:p>
-      <w:r>
-        <w:t>Se</w:t>
-      </w:r>
-      <w:r>
-        <w:t xml:space="preserve"> intercept</w:t>
-      </w:r>
-      <w:r>
-        <w:t>a</w:t>
-      </w:r>
-      <w:r>
-        <w:t xml:space="preserve"> el evento </w:t>
-      </w:r>
-      <w:proofErr w:type="spellStart"/>
-      <w:r>
-        <w:t>submit</w:t>
-      </w:r>
-      <w:proofErr w:type="spellEnd"/>
-      <w:r>
-        <w:t xml:space="preserve"> del formulario usando </w:t>
-      </w:r>
-      <w:proofErr w:type="spellStart"/>
       <w:proofErr w:type="gramStart"/>
       <w:r>
-        <w:t>preventDefault</w:t>
+        <w:t>VARCHAR(</w:t>
+      </w:r>
+      <w:proofErr w:type="gramEnd"/>
+      <w:r>
+        <w:t>255) NOT NULL,</w:t>
+      </w:r>
+    </w:p>
+    <w:p>
+      <w:pPr>
+        <w:ind w:left="708"/>
+      </w:pPr>
+      <w:r>
+        <w:t xml:space="preserve">  </w:t>
+      </w:r>
+      <w:proofErr w:type="spellStart"/>
+      <w:r>
+        <w:t>descripcion_larga</w:t>
+      </w:r>
+      <w:proofErr w:type="spellEnd"/>
+      <w:r>
+        <w:t xml:space="preserve"> TEXT NOT NULL,</w:t>
+      </w:r>
+    </w:p>
+    <w:p>
+      <w:pPr>
+        <w:ind w:left="708"/>
+      </w:pPr>
+      <w:r>
+        <w:t xml:space="preserve">  precio </w:t>
+      </w:r>
+      <w:proofErr w:type="gramStart"/>
+      <w:r>
+        <w:t>DECIMAL(</w:t>
+      </w:r>
+      <w:proofErr w:type="gramEnd"/>
+      <w:r>
+        <w:t>10,2) NOT NULL,</w:t>
+      </w:r>
+    </w:p>
+    <w:p>
+      <w:pPr>
+        <w:ind w:left="708"/>
+      </w:pPr>
+      <w:r>
+        <w:t xml:space="preserve">  incluye TEXT NOT NULL,</w:t>
+      </w:r>
+    </w:p>
+    <w:p>
+      <w:pPr>
+        <w:ind w:left="708"/>
+      </w:pPr>
+      <w:r>
+        <w:t xml:space="preserve">  alojamientos TEXT NOT NULL,</w:t>
+      </w:r>
+    </w:p>
+    <w:p>
+      <w:pPr>
+        <w:ind w:left="708"/>
+      </w:pPr>
+      <w:r>
+        <w:t xml:space="preserve">  imagen </w:t>
+      </w:r>
+      <w:proofErr w:type="gramStart"/>
+      <w:r>
+        <w:t>VARCHAR(</w:t>
+      </w:r>
+      <w:proofErr w:type="gramEnd"/>
+      <w:r>
+        <w:t>255) NOT NULL,</w:t>
+      </w:r>
+    </w:p>
+    <w:p>
+      <w:pPr>
+        <w:ind w:left="708"/>
+      </w:pPr>
+      <w:r>
+        <w:t xml:space="preserve">  continente </w:t>
+      </w:r>
+      <w:proofErr w:type="gramStart"/>
+      <w:r>
+        <w:t>VARCHAR(</w:t>
+      </w:r>
+      <w:proofErr w:type="gramEnd"/>
+      <w:r>
+        <w:t>100) NOT NULL,</w:t>
+      </w:r>
+    </w:p>
+    <w:p>
+      <w:pPr>
+        <w:ind w:left="708"/>
+      </w:pPr>
+      <w:r>
+        <w:t xml:space="preserve">  </w:t>
+      </w:r>
+      <w:proofErr w:type="spellStart"/>
+      <w:r>
+        <w:t>pais</w:t>
+      </w:r>
+      <w:proofErr w:type="spellEnd"/>
+      <w:r>
+        <w:t xml:space="preserve"> </w:t>
+      </w:r>
+      <w:proofErr w:type="gramStart"/>
+      <w:r>
+        <w:t>VARCHAR(</w:t>
+      </w:r>
+      <w:proofErr w:type="gramEnd"/>
+      <w:r>
+        <w:t>100) NOT NULL</w:t>
+      </w:r>
+    </w:p>
+    <w:p>
+      <w:pPr>
+        <w:ind w:left="708"/>
+      </w:pPr>
+      <w:r>
+        <w:t>);</w:t>
+      </w:r>
+    </w:p>
+    <w:p>
+      <w:pPr>
+        <w:ind w:left="708"/>
+      </w:pPr>
+    </w:p>
+    <w:p>
+      <w:pPr>
+        <w:ind w:left="708"/>
+      </w:pPr>
+    </w:p>
+    <w:p>
+      <w:pPr>
+        <w:ind w:left="708"/>
+      </w:pPr>
+    </w:p>
+    <w:p>
+      <w:pPr>
+        <w:ind w:left="708"/>
+      </w:pPr>
+      <w:r>
+        <w:t>Salida:</w:t>
+      </w:r>
+    </w:p>
+    <w:p>
+      <w:pPr>
+        <w:ind w:left="708"/>
+      </w:pPr>
+      <w:r>
+        <w:t xml:space="preserve">INSERT INTO viajes (destino, </w:t>
+      </w:r>
+      <w:proofErr w:type="spellStart"/>
+      <w:r>
+        <w:t>fecha_inicio</w:t>
+      </w:r>
+      <w:proofErr w:type="spellEnd"/>
+      <w:r>
+        <w:t xml:space="preserve">, </w:t>
+      </w:r>
+      <w:proofErr w:type="spellStart"/>
+      <w:r>
+        <w:t>fecha_fin</w:t>
+      </w:r>
+      <w:proofErr w:type="spellEnd"/>
+      <w:r>
+        <w:t xml:space="preserve">, </w:t>
+      </w:r>
+      <w:proofErr w:type="spellStart"/>
+      <w:r>
+        <w:t>descripcion_corta</w:t>
+      </w:r>
+      <w:proofErr w:type="spellEnd"/>
+      <w:r>
+        <w:t xml:space="preserve">, </w:t>
+      </w:r>
+      <w:proofErr w:type="spellStart"/>
+      <w:r>
+        <w:t>descripcion_larga</w:t>
+      </w:r>
+      <w:proofErr w:type="spellEnd"/>
+      <w:r>
+        <w:t xml:space="preserve">, precio, incluye, alojamientos, imagen, continente, </w:t>
+      </w:r>
+      <w:proofErr w:type="spellStart"/>
+      <w:r>
+        <w:t>pais</w:t>
+      </w:r>
+      <w:proofErr w:type="spellEnd"/>
+      <w:r>
+        <w:t xml:space="preserve">) VALUES </w:t>
+      </w:r>
+    </w:p>
+    <w:p>
+      <w:pPr>
+        <w:ind w:left="708"/>
+      </w:pPr>
+      <w:r>
+        <w:rPr>
+          <w:i/>
+          <w:iCs/>
+        </w:rPr>
+        <w:t>-- FRANCIA</w:t>
+      </w:r>
+    </w:p>
+    <w:p>
+      <w:pPr>
+        <w:ind w:left="708"/>
+      </w:pPr>
+      <w:r>
+        <w:t>('París', '2026-05-10', '2026-05-17', 'Hotel céntrico, visitas guiadas y crucero por el Sena.', '', 0.00, '', '', '</w:t>
+      </w:r>
+      <w:proofErr w:type="spellStart"/>
+      <w:r>
+        <w:t>francia</w:t>
+      </w:r>
+      <w:proofErr w:type="spellEnd"/>
+      <w:r>
+        <w:t>/paris.jpg', 'Europa', 'Francia'),</w:t>
+      </w:r>
+    </w:p>
+    <w:p>
+      <w:pPr>
+        <w:ind w:left="708"/>
+      </w:pPr>
+      <w:r>
+        <w:t xml:space="preserve">('Lyon', '2026-06-01', '2026-06-08', 'Ruta de </w:t>
+      </w:r>
+      <w:proofErr w:type="spellStart"/>
+      <w:r>
+        <w:t>bouchons</w:t>
+      </w:r>
+      <w:proofErr w:type="spellEnd"/>
+      <w:r>
+        <w:t>, casco antiguo y cata de vinos.', '', 0.00, '', '', '</w:t>
+      </w:r>
+      <w:proofErr w:type="spellStart"/>
+      <w:r>
+        <w:t>francia</w:t>
+      </w:r>
+      <w:proofErr w:type="spellEnd"/>
+      <w:r>
+        <w:t>/lyon.jpg', 'Europa', 'Francia'),</w:t>
+      </w:r>
+    </w:p>
+    <w:p>
+      <w:pPr>
+        <w:ind w:left="708"/>
+      </w:pPr>
+      <w:r>
+        <w:t>('Niza', '2026-06-12', '2026-06-19', 'Playas mediterráneas, pueblos costeros y tiempo libre.', '', 0.00, '', '', '</w:t>
+      </w:r>
+      <w:proofErr w:type="spellStart"/>
+      <w:r>
+        <w:t>francia</w:t>
+      </w:r>
+      <w:proofErr w:type="spellEnd"/>
+      <w:r>
+        <w:t>/niza.jpg', 'Europa', 'Francia'),</w:t>
+      </w:r>
+    </w:p>
+    <w:p>
+      <w:pPr>
+        <w:ind w:left="708"/>
+      </w:pPr>
+      <w:r>
+        <w:t>('Burdeos', '2026-06-20', '2026-06-27', 'Enoturismo, arquitectura clásica y ruta en bicicleta.', '', 0.00, '', '', '</w:t>
+      </w:r>
+      <w:proofErr w:type="spellStart"/>
+      <w:r>
+        <w:t>francia</w:t>
+      </w:r>
+      <w:proofErr w:type="spellEnd"/>
+      <w:r>
+        <w:t>/burdeos.jpg', 'Europa', 'Francia'),</w:t>
+      </w:r>
+    </w:p>
+    <w:p>
+      <w:pPr>
+        <w:ind w:left="708"/>
+      </w:pPr>
+      <w:r>
+        <w:t>('Marsella', '2026-07-10', '2026-07-17', 'Puerto antiguo, calas mediterráneas y gastronomía marinera.', '', 0.00, '', '', '</w:t>
+      </w:r>
+      <w:proofErr w:type="spellStart"/>
+      <w:r>
+        <w:t>francia</w:t>
+      </w:r>
+      <w:proofErr w:type="spellEnd"/>
+      <w:r>
+        <w:t>/marsella.jpg', 'Europa', 'Francia'),</w:t>
+      </w:r>
+    </w:p>
+    <w:p>
+      <w:pPr>
+        <w:ind w:left="708"/>
+      </w:pPr>
+      <w:r>
+        <w:t>('Toulouse', '2026-07-12', '2026-07-19', 'Ciudad rosa, canales y ambiente universitario.', '', 0.00, '', '', '</w:t>
+      </w:r>
+      <w:proofErr w:type="spellStart"/>
+      <w:r>
+        <w:t>francia</w:t>
+      </w:r>
+      <w:proofErr w:type="spellEnd"/>
+      <w:r>
+        <w:t>/toulouse.jpg', 'Europa', 'Francia'),</w:t>
+      </w:r>
+    </w:p>
+    <w:p>
+      <w:pPr>
+        <w:ind w:left="708"/>
+      </w:pPr>
+    </w:p>
+    <w:p>
+      <w:pPr>
+        <w:ind w:left="708"/>
+      </w:pPr>
+      <w:r>
+        <w:rPr>
+          <w:i/>
+          <w:iCs/>
+        </w:rPr>
+        <w:t>-- ITALIA</w:t>
+      </w:r>
+    </w:p>
+    <w:p>
+      <w:pPr>
+        <w:ind w:left="708"/>
+      </w:pPr>
+      <w:r>
+        <w:t>('Roma', '2026-05-05', '2026-05-12', 'El Coliseo, el Vaticano y la historia del Imperio Romano.', '', 0.00, '', '', '</w:t>
+      </w:r>
+      <w:proofErr w:type="spellStart"/>
+      <w:r>
+        <w:t>italia</w:t>
+      </w:r>
+      <w:proofErr w:type="spellEnd"/>
+      <w:r>
+        <w:t>/roma.jpg', 'Europa', 'Italia'),</w:t>
+      </w:r>
+    </w:p>
+    <w:p>
+      <w:pPr>
+        <w:ind w:left="708"/>
+      </w:pPr>
+      <w:r>
+        <w:t xml:space="preserve">('Florencia', '2026-05-13', '2026-05-17', 'Cuna del Renacimiento, el Duomo y la Galería </w:t>
+      </w:r>
+      <w:proofErr w:type="spellStart"/>
+      <w:r>
+        <w:t>Uffizi</w:t>
+      </w:r>
+      <w:proofErr w:type="spellEnd"/>
+      <w:r>
+        <w:t>.', '', 0.00, '', '', '</w:t>
+      </w:r>
+      <w:proofErr w:type="spellStart"/>
+      <w:r>
+        <w:t>italia</w:t>
+      </w:r>
+      <w:proofErr w:type="spellEnd"/>
+      <w:r>
+        <w:t>/florencia.jpg', 'Europa', 'Italia'),</w:t>
+      </w:r>
+    </w:p>
+    <w:p>
+      <w:pPr>
+        <w:ind w:left="708"/>
+      </w:pPr>
+      <w:r>
+        <w:t>('Venecia', '2026-02-20', '2026-02-25', 'Canales románticos, góndolas y la Plaza de San Marcos.', '', 0.00, '', '', '</w:t>
+      </w:r>
+      <w:proofErr w:type="spellStart"/>
+      <w:r>
+        <w:t>italia</w:t>
+      </w:r>
+      <w:proofErr w:type="spellEnd"/>
+      <w:r>
+        <w:t>/venecia.jpg', 'Europa', 'Italia'),</w:t>
+      </w:r>
+    </w:p>
+    <w:p>
+      <w:pPr>
+        <w:ind w:left="708"/>
+      </w:pPr>
+      <w:r>
+        <w:t>('Milán', '2026-10-10', '2026-10-15', 'Capital de la moda, el Duomo y el teatro de La Scala.', '', 0.00, '', '', '</w:t>
+      </w:r>
+      <w:proofErr w:type="spellStart"/>
+      <w:r>
+        <w:t>italia</w:t>
+      </w:r>
+      <w:proofErr w:type="spellEnd"/>
+      <w:r>
+        <w:t>/milan.jpg', 'Europa', 'Italia'),</w:t>
+      </w:r>
+    </w:p>
+    <w:p>
+      <w:pPr>
+        <w:ind w:left="708"/>
+      </w:pPr>
+      <w:r>
+        <w:t>('Nápoles', '2026-06-12', '2026-06-18', 'Historia viva, Pompeya y la auténtica pizza napolitana.', '', 0.00, '', '', '</w:t>
+      </w:r>
+      <w:proofErr w:type="spellStart"/>
+      <w:r>
+        <w:t>italia</w:t>
+      </w:r>
+      <w:proofErr w:type="spellEnd"/>
+      <w:r>
+        <w:t>/napoles.jpg', 'Europa', 'Italia'),</w:t>
+      </w:r>
+    </w:p>
+    <w:p>
+      <w:pPr>
+        <w:ind w:left="708"/>
+      </w:pPr>
+      <w:r>
+        <w:t>('Palermo', '2026-09-15', '2026-09-21', 'Tesoros árabes-normandos y mercados sicilianos vibrantes.', '', 0.00, '', '', '</w:t>
+      </w:r>
+      <w:proofErr w:type="spellStart"/>
+      <w:r>
+        <w:t>italia</w:t>
+      </w:r>
+      <w:proofErr w:type="spellEnd"/>
+      <w:r>
+        <w:t>/palermo.jpg', 'Europa', 'Italia'),</w:t>
+      </w:r>
+    </w:p>
+    <w:p>
+      <w:pPr>
+        <w:ind w:left="708"/>
+      </w:pPr>
+    </w:p>
+    <w:p>
+      <w:pPr>
+        <w:ind w:left="708"/>
+      </w:pPr>
+      <w:r>
+        <w:rPr>
+          <w:i/>
+          <w:iCs/>
+        </w:rPr>
+        <w:t>-- ESPAÑA</w:t>
+      </w:r>
+    </w:p>
+    <w:p>
+      <w:pPr>
+        <w:ind w:left="708"/>
+      </w:pPr>
+      <w:r>
+        <w:lastRenderedPageBreak/>
+        <w:t>('Madrid', '2026-05-15', '2026-05-22', 'Museos del Prado y Reina Sofía, Retiro y vida nocturna.', '', 0.00, '', '', '</w:t>
+      </w:r>
+      <w:proofErr w:type="spellStart"/>
+      <w:r>
+        <w:t>espana</w:t>
+      </w:r>
+      <w:proofErr w:type="spellEnd"/>
+      <w:r>
+        <w:t>/madrid.jpg', 'Europa', 'España'),</w:t>
+      </w:r>
+    </w:p>
+    <w:p>
+      <w:pPr>
+        <w:ind w:left="708"/>
+      </w:pPr>
+      <w:r>
+        <w:t>('Barcelona', '2026-05-25', '2026-06-01', 'Arquitectura de Gaudí, Sagrada Familia y playas urbanas.', '', 0.00, '', '', '</w:t>
+      </w:r>
+      <w:proofErr w:type="spellStart"/>
+      <w:r>
+        <w:t>espana</w:t>
+      </w:r>
+      <w:proofErr w:type="spellEnd"/>
+      <w:r>
+        <w:t>/barcelona.jpg', 'Europa', 'España'),</w:t>
+      </w:r>
+    </w:p>
+    <w:p>
+      <w:pPr>
+        <w:ind w:left="708"/>
+      </w:pPr>
+      <w:r>
+        <w:t>('Sevilla', '2026-04-10', '2026-04-17', 'Reales Alcázares, la Giralda y esencia del flamenco.', '', 0.00, '', '', '</w:t>
+      </w:r>
+      <w:proofErr w:type="spellStart"/>
+      <w:r>
+        <w:t>espana</w:t>
+      </w:r>
+      <w:proofErr w:type="spellEnd"/>
+      <w:r>
+        <w:t>/sevilla.jpg', 'Europa', 'España'),</w:t>
+      </w:r>
+    </w:p>
+    <w:p>
+      <w:pPr>
+        <w:ind w:left="708"/>
+      </w:pPr>
+      <w:r>
+        <w:t>('Granada', '2026-04-18', '2026-04-22', 'El majestuoso conjunto de la Alhambra y el barrio del Albaicín.', '', 0.00, '', '', '</w:t>
+      </w:r>
+      <w:proofErr w:type="spellStart"/>
+      <w:r>
+        <w:t>espana</w:t>
+      </w:r>
+      <w:proofErr w:type="spellEnd"/>
+      <w:r>
+        <w:t>/granada.jpg', 'Europa', 'España'),</w:t>
+      </w:r>
+    </w:p>
+    <w:p>
+      <w:pPr>
+        <w:ind w:left="708"/>
+      </w:pPr>
+      <w:r>
+        <w:t>('Valencia', '2026-03-12', '2026-03-19', 'Ciudad de las Artes y las Ciencias y cuna de la paella.', '', 0.00, '', '', '</w:t>
+      </w:r>
+      <w:proofErr w:type="spellStart"/>
+      <w:r>
+        <w:t>espana</w:t>
+      </w:r>
+      <w:proofErr w:type="spellEnd"/>
+      <w:r>
+        <w:t>/valencia.jpg', 'Europa', 'España'),</w:t>
+      </w:r>
+    </w:p>
+    <w:p>
+      <w:pPr>
+        <w:ind w:left="708"/>
+      </w:pPr>
+      <w:r>
+        <w:t>('Bilbao', '2026-09-05', '2026-09-12', 'Museo Guggenheim, gastronomía vasca y diseño moderno.', '', 0.00, '', '', '</w:t>
+      </w:r>
+      <w:proofErr w:type="spellStart"/>
+      <w:r>
+        <w:t>espana</w:t>
+      </w:r>
+      <w:proofErr w:type="spellEnd"/>
+      <w:r>
+        <w:t>/bilbao.jpg', 'Europa', 'España'),</w:t>
+      </w:r>
+    </w:p>
+    <w:p>
+      <w:pPr>
+        <w:ind w:left="708"/>
+      </w:pPr>
+    </w:p>
+    <w:p>
+      <w:pPr>
+        <w:ind w:left="708"/>
+      </w:pPr>
+      <w:r>
+        <w:rPr>
+          <w:i/>
+          <w:iCs/>
+        </w:rPr>
+        <w:t>-- CANADÁ</w:t>
+      </w:r>
+    </w:p>
+    <w:p>
+      <w:pPr>
+        <w:ind w:left="708"/>
+      </w:pPr>
+      <w:r>
+        <w:t>('Montreal', '2026-05-14', '2026-05-21', 'Recorrido histórico, gastronomía local y excursión urbana.', '', 0.00, '', '', '</w:t>
+      </w:r>
+      <w:proofErr w:type="spellStart"/>
+      <w:r>
+        <w:t>canada</w:t>
+      </w:r>
+      <w:proofErr w:type="spellEnd"/>
+      <w:r>
+        <w:t>/montreal.jpg', 'América', 'Canadá'),</w:t>
+      </w:r>
+    </w:p>
+    <w:p>
+      <w:pPr>
+        <w:ind w:left="708"/>
+      </w:pPr>
+      <w:r>
+        <w:t>('Quebec', '2026-06-03', '2026-06-11', 'Patrimonio UNESCO, museos y paseo por ciudad amurallada.', '', 0.00, '', '', '</w:t>
+      </w:r>
+      <w:proofErr w:type="spellStart"/>
+      <w:r>
+        <w:t>canada</w:t>
+      </w:r>
+      <w:proofErr w:type="spellEnd"/>
+      <w:r>
+        <w:t>/quebec.jpg', 'América', 'Canadá'),</w:t>
+      </w:r>
+    </w:p>
+    <w:p>
+      <w:pPr>
+        <w:ind w:left="708"/>
+      </w:pPr>
+      <w:r>
+        <w:t>('Toronto', '2026-06-15', '2026-06-23', 'CN Tower, crucero urbano y escapada a Niágara.', '', 0.00, '', '', '</w:t>
+      </w:r>
+      <w:proofErr w:type="spellStart"/>
+      <w:r>
+        <w:t>canada</w:t>
+      </w:r>
+      <w:proofErr w:type="spellEnd"/>
+      <w:r>
+        <w:t>/toronto.jpg', 'América', 'Canadá'),</w:t>
+      </w:r>
+    </w:p>
+    <w:p>
+      <w:pPr>
+        <w:ind w:left="708"/>
+      </w:pPr>
+      <w:r>
+        <w:t>('Vancouver', '2026-06-22', '2026-06-30', 'Parques, senderismo suave y barrio costero de moda.', '', 0.00, '', '', '</w:t>
+      </w:r>
+      <w:proofErr w:type="spellStart"/>
+      <w:r>
+        <w:t>canada</w:t>
+      </w:r>
+      <w:proofErr w:type="spellEnd"/>
+      <w:r>
+        <w:t>/vancouver.jpg', 'América', 'Canadá'),</w:t>
+      </w:r>
+    </w:p>
+    <w:p>
+      <w:pPr>
+        <w:ind w:left="708"/>
+      </w:pPr>
+      <w:r>
+        <w:t>('Ottawa', '2026-06-29', '2026-07-06', 'Parlamento, museos nacionales y bicicleta urbana.', '', 0.00, '', '', '</w:t>
+      </w:r>
+      <w:proofErr w:type="spellStart"/>
+      <w:r>
+        <w:t>canada</w:t>
+      </w:r>
+      <w:proofErr w:type="spellEnd"/>
+      <w:r>
+        <w:t>/ottawa.jpg', 'América', 'Canadá'),</w:t>
+      </w:r>
+    </w:p>
+    <w:p>
+      <w:pPr>
+        <w:ind w:left="708"/>
+      </w:pPr>
+      <w:r>
+        <w:t>('Victoria', '2026-07-20', '2026-07-28', 'Jardines, puerto pintoresco y estilo británico.', '', 0.00, '', '', '</w:t>
+      </w:r>
+      <w:proofErr w:type="spellStart"/>
+      <w:r>
+        <w:t>canada</w:t>
+      </w:r>
+      <w:proofErr w:type="spellEnd"/>
+      <w:r>
+        <w:t>/victoria.jpg', 'América', 'Canadá'),</w:t>
+      </w:r>
+    </w:p>
+    <w:p>
+      <w:pPr>
+        <w:ind w:left="708"/>
+      </w:pPr>
+    </w:p>
+    <w:p>
+      <w:pPr>
+        <w:ind w:left="708"/>
+      </w:pPr>
+      <w:r>
+        <w:rPr>
+          <w:i/>
+          <w:iCs/>
+        </w:rPr>
+        <w:t>-- BRASIL</w:t>
+      </w:r>
+    </w:p>
+    <w:p>
+      <w:pPr>
+        <w:ind w:left="708"/>
+      </w:pPr>
+      <w:r>
+        <w:t>('Río de Janeiro', '2026-02-12', '2026-02-20', 'El Cristo Redentor, el Pan de Azúcar y Copacabana.', '', 0.00, '', '', '</w:t>
+      </w:r>
+      <w:proofErr w:type="spellStart"/>
+      <w:r>
+        <w:t>brasil</w:t>
+      </w:r>
+      <w:proofErr w:type="spellEnd"/>
+      <w:r>
+        <w:t>/rio-janeiro.jpg', 'América', 'Brasil'),</w:t>
+      </w:r>
+    </w:p>
+    <w:p>
+      <w:pPr>
+        <w:ind w:left="708"/>
+      </w:pPr>
+      <w:r>
+        <w:t>('São Paulo', '2026-03-15', '2026-03-22', 'Metrópolis cultural, arte callejero y alta cocina.', '', 0.00, '', '', '</w:t>
+      </w:r>
+      <w:proofErr w:type="spellStart"/>
+      <w:r>
+        <w:t>brasil</w:t>
+      </w:r>
+      <w:proofErr w:type="spellEnd"/>
+      <w:r>
+        <w:t>/sao-paulo.jpg', 'América', 'Brasil'),</w:t>
+      </w:r>
+    </w:p>
+    <w:p>
+      <w:pPr>
+        <w:ind w:left="708"/>
+      </w:pPr>
+      <w:r>
+        <w:t xml:space="preserve">('Salvador de Bahía', '2026-01-05', '2026-01-12', 'El </w:t>
+      </w:r>
+      <w:proofErr w:type="spellStart"/>
+      <w:r>
+        <w:t>Pelourinho</w:t>
+      </w:r>
+      <w:proofErr w:type="spellEnd"/>
+      <w:r>
+        <w:t xml:space="preserve">, cultura </w:t>
+      </w:r>
+      <w:proofErr w:type="gramStart"/>
+      <w:r>
+        <w:t>afro-brasileña</w:t>
+      </w:r>
+      <w:proofErr w:type="gramEnd"/>
+      <w:r>
+        <w:t xml:space="preserve"> y percusión.', '', 0.00, '', '', '</w:t>
+      </w:r>
+      <w:proofErr w:type="spellStart"/>
+      <w:r>
+        <w:t>brasil</w:t>
+      </w:r>
+      <w:proofErr w:type="spellEnd"/>
+      <w:r>
+        <w:t>/salvador-bahia.jpg', 'América', 'Brasil'),</w:t>
+      </w:r>
+    </w:p>
+    <w:p>
+      <w:pPr>
+        <w:ind w:left="708"/>
+      </w:pPr>
+      <w:r>
+        <w:t>('Manaos', '2026-07-10', '2026-07-17', 'Puerta de entrada a la selva del Amazonas.', '', 0.00, '', '', '</w:t>
+      </w:r>
+      <w:proofErr w:type="spellStart"/>
+      <w:r>
+        <w:t>brasil</w:t>
+      </w:r>
+      <w:proofErr w:type="spellEnd"/>
+      <w:r>
+        <w:t>/manaos.jpg', 'América', 'Brasil'),</w:t>
+      </w:r>
+    </w:p>
+    <w:p>
+      <w:pPr>
+        <w:ind w:left="708"/>
+      </w:pPr>
+      <w:r>
+        <w:lastRenderedPageBreak/>
+        <w:t>('Brasilia', '2026-08-15', '2026-08-20', 'Arquitectura modernista de Oscar Niemeyer.', '', 0.00, '', '', '</w:t>
+      </w:r>
+      <w:proofErr w:type="spellStart"/>
+      <w:r>
+        <w:t>brasil</w:t>
+      </w:r>
+      <w:proofErr w:type="spellEnd"/>
+      <w:r>
+        <w:t>/brasilia.jpg', 'América', 'Brasil'),</w:t>
+      </w:r>
+    </w:p>
+    <w:p>
+      <w:pPr>
+        <w:ind w:left="708"/>
+      </w:pPr>
+      <w:r>
+        <w:t>('Florianópolis', '2026-12-01', '2026-12-08', 'Playas vírgenes e islas paradisíacas al sur.', '', 0.00, '', '', '</w:t>
+      </w:r>
+      <w:proofErr w:type="spellStart"/>
+      <w:r>
+        <w:t>brasil</w:t>
+      </w:r>
+      <w:proofErr w:type="spellEnd"/>
+      <w:r>
+        <w:t>/florianopolis.jpg', 'América', 'Brasil'),</w:t>
+      </w:r>
+    </w:p>
+    <w:p>
+      <w:pPr>
+        <w:ind w:left="708"/>
+      </w:pPr>
+    </w:p>
+    <w:p>
+      <w:pPr>
+        <w:ind w:left="708"/>
+      </w:pPr>
+      <w:r>
+        <w:rPr>
+          <w:i/>
+          <w:iCs/>
+        </w:rPr>
+        <w:t>-- ESTADOS UNIDOS</w:t>
+      </w:r>
+    </w:p>
+    <w:p>
+      <w:pPr>
+        <w:ind w:left="708"/>
+      </w:pPr>
+      <w:r>
+        <w:t xml:space="preserve">('Nueva York', '2026-09-10', '2026-09-17', 'Times Square, Central Park y el </w:t>
+      </w:r>
+      <w:proofErr w:type="spellStart"/>
+      <w:r>
+        <w:t>Empire</w:t>
+      </w:r>
+      <w:proofErr w:type="spellEnd"/>
+      <w:r>
+        <w:t xml:space="preserve"> </w:t>
+      </w:r>
+      <w:proofErr w:type="spellStart"/>
+      <w:r>
+        <w:t>State</w:t>
+      </w:r>
+      <w:proofErr w:type="spellEnd"/>
+      <w:r>
+        <w:t xml:space="preserve"> </w:t>
+      </w:r>
+      <w:proofErr w:type="spellStart"/>
+      <w:r>
+        <w:t>Building</w:t>
+      </w:r>
+      <w:proofErr w:type="spellEnd"/>
+      <w:r>
+        <w:t>.', '', 0.00, '', '', '</w:t>
+      </w:r>
+      <w:proofErr w:type="spellStart"/>
+      <w:r>
+        <w:t>eeuu</w:t>
+      </w:r>
+      <w:proofErr w:type="spellEnd"/>
+      <w:r>
+        <w:t>/nueva-york.jpg', 'América', 'Estados Unidos'),</w:t>
+      </w:r>
+    </w:p>
+    <w:p>
+      <w:pPr>
+        <w:ind w:left="708"/>
+      </w:pPr>
+      <w:r>
+        <w:t>('Miami', '2026-03-01', '2026-03-08', 'Playas de Art Deco, cultura latina y compras de lujo.', '', 0.00, '', '', '</w:t>
+      </w:r>
+      <w:proofErr w:type="spellStart"/>
+      <w:r>
+        <w:t>eeuu</w:t>
+      </w:r>
+      <w:proofErr w:type="spellEnd"/>
+      <w:r>
+        <w:t>/miami.jpg', 'América', 'Estados Unidos'),</w:t>
+      </w:r>
+    </w:p>
+    <w:p>
+      <w:pPr>
+        <w:ind w:left="708"/>
+      </w:pPr>
+      <w:r>
+        <w:t>('Los Ángeles', '2026-05-15', '2026-05-22', 'Hollywood, Santa Mónica y el muelle de la fama.', '', 0.00, '', '', '</w:t>
+      </w:r>
+      <w:proofErr w:type="spellStart"/>
+      <w:r>
+        <w:t>eeuu</w:t>
+      </w:r>
+      <w:proofErr w:type="spellEnd"/>
+      <w:r>
+        <w:t>/la.jpg', 'América', 'Estados Unidos'),</w:t>
+      </w:r>
+    </w:p>
+    <w:p>
+      <w:pPr>
+        <w:ind w:left="708"/>
+      </w:pPr>
+      <w:r>
+        <w:t>('San Francisco', '2026-10-10', '2026-10-17', 'El puente Golden Gate y las colinas victorianas.', '', 0.00, '', '', '</w:t>
+      </w:r>
+      <w:proofErr w:type="spellStart"/>
+      <w:r>
+        <w:t>eeuu</w:t>
+      </w:r>
+      <w:proofErr w:type="spellEnd"/>
+      <w:r>
+        <w:t>/san-francisco.jpg', 'América', 'Estados Unidos'),</w:t>
+      </w:r>
+    </w:p>
+    <w:p>
+      <w:pPr>
+        <w:ind w:left="708"/>
+      </w:pPr>
+      <w:r>
+        <w:t xml:space="preserve">('Las Vegas', '2026-04-12', '2026-04-17', 'El </w:t>
+      </w:r>
+      <w:proofErr w:type="spellStart"/>
+      <w:r>
+        <w:t>Strip</w:t>
+      </w:r>
+      <w:proofErr w:type="spellEnd"/>
+      <w:r>
+        <w:t>, espectáculos mundiales y casinos icónicos.', '', 0.00, '', '', '</w:t>
+      </w:r>
+      <w:proofErr w:type="spellStart"/>
+      <w:r>
+        <w:t>eeuu</w:t>
+      </w:r>
+      <w:proofErr w:type="spellEnd"/>
+      <w:r>
+        <w:t>/las-vegas.jpg', 'América', 'Estados Unidos'),</w:t>
+      </w:r>
+    </w:p>
+    <w:p>
+      <w:pPr>
+        <w:ind w:left="708"/>
+      </w:pPr>
+      <w:r>
+        <w:t>('Chicago', '2026-06-15', '2026-06-21', 'Arquitectura rascacielos, parques y el lago Michigan.', '', 0.00, '', '', '</w:t>
+      </w:r>
+      <w:proofErr w:type="spellStart"/>
+      <w:r>
+        <w:t>eeuu</w:t>
+      </w:r>
+      <w:proofErr w:type="spellEnd"/>
+      <w:r>
+        <w:t>/chicago.jpg', 'América', 'Estados Unidos'),</w:t>
+      </w:r>
+    </w:p>
+    <w:p>
+      <w:pPr>
+        <w:ind w:left="708"/>
+      </w:pPr>
+    </w:p>
+    <w:p>
+      <w:pPr>
+        <w:ind w:left="708"/>
+      </w:pPr>
+      <w:r>
+        <w:rPr>
+          <w:i/>
+          <w:iCs/>
+        </w:rPr>
+        <w:t>-- CHINA</w:t>
+      </w:r>
+    </w:p>
+    <w:p>
+      <w:pPr>
+        <w:ind w:left="708"/>
+      </w:pPr>
+      <w:r>
+        <w:t>('Pekín', '2026-05-20', '2026-05-30', 'Ciudad Prohibida, Gran Muralla y mercado nocturno.', '', 0.00, '', '', 'china/pekin.jpg', 'Asia', 'China'),</w:t>
+      </w:r>
+    </w:p>
+    <w:p>
+      <w:pPr>
+        <w:ind w:left="708"/>
+      </w:pPr>
+      <w:r>
+        <w:t>('Shanghái', '2026-06-05', '2026-06-14', 'Skyline del Bund, jardines clásicos y compras.', '', 0.00, '', '', 'china/shanghai.jpg', 'Asia', 'China'),</w:t>
+      </w:r>
+    </w:p>
+    <w:p>
+      <w:pPr>
+        <w:ind w:left="708"/>
+      </w:pPr>
+      <w:r>
+        <w:t>('Xi''</w:t>
+      </w:r>
+      <w:proofErr w:type="spellStart"/>
+      <w:r>
+        <w:t>an</w:t>
+      </w:r>
+      <w:proofErr w:type="spellEnd"/>
+      <w:r>
+        <w:t>', '2026-06-17', '2026-06-25', 'Guerreros de terracota y rutas culturales.', '', 0.00, '', '', 'china/xian.jpg', 'Asia', 'China'),</w:t>
+      </w:r>
+    </w:p>
+    <w:p>
+      <w:pPr>
+        <w:ind w:left="708"/>
+      </w:pPr>
+      <w:r>
+        <w:t>('Guangzhou', '2026-06-24', '2026-07-02', 'Templos, mercados y experiencia culinaria cantonesa.', '', 0.00, '', '', 'china/guangzhou.jpg', 'Asia', 'China'),</w:t>
+      </w:r>
+    </w:p>
+    <w:p>
+      <w:pPr>
+        <w:ind w:left="708"/>
+      </w:pPr>
+      <w:r>
+        <w:t>('</w:t>
+      </w:r>
+      <w:proofErr w:type="spellStart"/>
+      <w:r>
+        <w:t>Suzhou</w:t>
+      </w:r>
+      <w:proofErr w:type="spellEnd"/>
+      <w:r>
+        <w:t>', '2026-06-30', '2026-07-08', 'Canales antiguos, jardines clásicos y té tradicional.', '', 0.00, '', '', 'china/suzhou.jpg', 'Asia', 'China'),</w:t>
+      </w:r>
+    </w:p>
+    <w:p>
+      <w:pPr>
+        <w:ind w:left="708"/>
+      </w:pPr>
+      <w:r>
+        <w:t>('Hong Kong', '2026-07-10', '2026-07-18', 'Rascacielos, mercados nocturnos y vistas al puerto.', '', 0.00, '', '', 'china/hong-kong.jpg', 'Asia', 'China'),</w:t>
+      </w:r>
+    </w:p>
+    <w:p>
+      <w:pPr>
+        <w:ind w:left="708"/>
+      </w:pPr>
+    </w:p>
+    <w:p>
+      <w:pPr>
+        <w:ind w:left="708"/>
+      </w:pPr>
+      <w:r>
+        <w:rPr>
+          <w:i/>
+          <w:iCs/>
+        </w:rPr>
+        <w:t>-- JAPÓN</w:t>
+      </w:r>
+    </w:p>
+    <w:p>
+      <w:pPr>
+        <w:ind w:left="708"/>
+      </w:pPr>
+      <w:r>
+        <w:t xml:space="preserve">('Tokio', '2026-03-25', '2026-04-02', 'El cruce de </w:t>
+      </w:r>
+      <w:proofErr w:type="spellStart"/>
+      <w:r>
+        <w:t>Shibuya</w:t>
+      </w:r>
+      <w:proofErr w:type="spellEnd"/>
+      <w:r>
+        <w:t>, templos antiguos y luces de neón.', '', 0.00, '', '', '</w:t>
+      </w:r>
+      <w:proofErr w:type="spellStart"/>
+      <w:r>
+        <w:t>japon</w:t>
+      </w:r>
+      <w:proofErr w:type="spellEnd"/>
+      <w:r>
+        <w:t>/tokio.jpg', 'Asia', 'Japón'),</w:t>
+      </w:r>
+    </w:p>
+    <w:p>
+      <w:pPr>
+        <w:ind w:left="708"/>
+      </w:pPr>
+      <w:r>
+        <w:lastRenderedPageBreak/>
+        <w:t>('Kioto', '2026-04-03', '2026-04-08', 'Tradición milenaria, geishas y el Pabellón Dorado.', '', 0.00, '', '', '</w:t>
+      </w:r>
+      <w:proofErr w:type="spellStart"/>
+      <w:r>
+        <w:t>japon</w:t>
+      </w:r>
+      <w:proofErr w:type="spellEnd"/>
+      <w:r>
+        <w:t>/kioto.jpg', 'Asia', 'Japón'),</w:t>
+      </w:r>
+    </w:p>
+    <w:p>
+      <w:pPr>
+        <w:ind w:left="708"/>
+      </w:pPr>
+      <w:r>
+        <w:t xml:space="preserve">('Osaka', '2026-04-10', '2026-04-15', 'Gastronomía callejera, Universal </w:t>
+      </w:r>
+      <w:proofErr w:type="spellStart"/>
+      <w:r>
+        <w:t>Studios</w:t>
+      </w:r>
+      <w:proofErr w:type="spellEnd"/>
+      <w:r>
+        <w:t xml:space="preserve"> y ambiente urbano.', '', 0.00, '', '', '</w:t>
+      </w:r>
+      <w:proofErr w:type="spellStart"/>
+      <w:r>
+        <w:t>japon</w:t>
+      </w:r>
+      <w:proofErr w:type="spellEnd"/>
+      <w:r>
+        <w:t>/osaka.jpg', 'Asia', 'Japón'),</w:t>
+      </w:r>
+    </w:p>
+    <w:p>
+      <w:pPr>
+        <w:ind w:left="708"/>
+      </w:pPr>
+      <w:r>
+        <w:t xml:space="preserve">('Hiroshima', '2026-05-20', '2026-05-24', 'Parque de la Paz e isla de </w:t>
+      </w:r>
+      <w:proofErr w:type="spellStart"/>
+      <w:r>
+        <w:t>Miyajima</w:t>
+      </w:r>
+      <w:proofErr w:type="spellEnd"/>
+      <w:r>
+        <w:t xml:space="preserve"> con su </w:t>
+      </w:r>
+      <w:proofErr w:type="spellStart"/>
+      <w:r>
+        <w:t>torii</w:t>
+      </w:r>
+      <w:proofErr w:type="spellEnd"/>
+      <w:r>
+        <w:t xml:space="preserve"> flotante.', '', 0.00, '', '', '</w:t>
+      </w:r>
+      <w:proofErr w:type="spellStart"/>
+      <w:r>
+        <w:t>japon</w:t>
+      </w:r>
+      <w:proofErr w:type="spellEnd"/>
+      <w:r>
+        <w:t>/hiroshima.jpg', 'Asia', 'Japón'),</w:t>
+      </w:r>
+    </w:p>
+    <w:p>
+      <w:pPr>
+        <w:ind w:left="708"/>
+      </w:pPr>
+      <w:r>
+        <w:t xml:space="preserve">('Nara', '2026-11-05', '2026-11-08', 'Ciervos sagrados en libertad y el Buda gigante de </w:t>
+      </w:r>
+      <w:proofErr w:type="spellStart"/>
+      <w:r>
+        <w:t>Todai</w:t>
+      </w:r>
+      <w:proofErr w:type="spellEnd"/>
+      <w:r>
+        <w:t>-ji.', '', 0.00, '', '', '</w:t>
+      </w:r>
+      <w:proofErr w:type="spellStart"/>
+      <w:r>
+        <w:t>japon</w:t>
+      </w:r>
+      <w:proofErr w:type="spellEnd"/>
+      <w:r>
+        <w:t>/nara.jpg', 'Asia', 'Japón'),</w:t>
+      </w:r>
+    </w:p>
+    <w:p>
+      <w:pPr>
+        <w:ind w:left="708"/>
+      </w:pPr>
+      <w:r>
+        <w:t>('Sapporo', '2026-02-01', '2026-02-08', 'Festival de la nieve, termas naturales y paisajes nórdicos.', '', 0.00, '', '', '</w:t>
+      </w:r>
+      <w:proofErr w:type="spellStart"/>
+      <w:r>
+        <w:t>japon</w:t>
+      </w:r>
+      <w:proofErr w:type="spellEnd"/>
+      <w:r>
+        <w:t>/sapporo.jpg', 'Asia', 'Japón'),</w:t>
+      </w:r>
+    </w:p>
+    <w:p>
+      <w:pPr>
+        <w:ind w:left="708"/>
+      </w:pPr>
+    </w:p>
+    <w:p>
+      <w:pPr>
+        <w:ind w:left="708"/>
+      </w:pPr>
+      <w:r>
+        <w:rPr>
+          <w:i/>
+          <w:iCs/>
+        </w:rPr>
+        <w:t>-- MARRUECOS</w:t>
+      </w:r>
+    </w:p>
+    <w:p>
+      <w:pPr>
+        <w:ind w:left="708"/>
+      </w:pPr>
+      <w:r>
+        <w:t xml:space="preserve">('Marrakech', '2026-10-10', '2026-10-17', 'Plaza </w:t>
+      </w:r>
+      <w:proofErr w:type="spellStart"/>
+      <w:r>
+        <w:t>Jemaa</w:t>
+      </w:r>
+      <w:proofErr w:type="spellEnd"/>
+      <w:r>
+        <w:t xml:space="preserve"> el-</w:t>
+      </w:r>
+      <w:proofErr w:type="spellStart"/>
+      <w:r>
+        <w:t>Fna</w:t>
+      </w:r>
+      <w:proofErr w:type="spellEnd"/>
+      <w:r>
+        <w:t xml:space="preserve">, zocos y jardines </w:t>
+      </w:r>
+      <w:proofErr w:type="spellStart"/>
+      <w:r>
+        <w:t>Majorelle</w:t>
+      </w:r>
+      <w:proofErr w:type="spellEnd"/>
+      <w:r>
+        <w:t>.', '', 0.00, '', '', 'marruecos/marrakech.jpg', 'África', 'Marruecos'),</w:t>
+      </w:r>
+    </w:p>
+    <w:p>
+      <w:pPr>
+        <w:ind w:left="708"/>
+      </w:pPr>
+      <w:r>
+        <w:t>('Fez', '2026-10-18', '2026-10-23', 'La medina peatonal más grande del mundo y curtidurías.', '', 0.00, '', '', 'marruecos/fez.jpg', 'África', 'Marruecos'),</w:t>
+      </w:r>
+    </w:p>
+    <w:p>
+      <w:pPr>
+        <w:ind w:left="708"/>
+      </w:pPr>
+      <w:r>
+        <w:t>('Casablanca', '2026-04-05', '2026-04-10', 'La Gran Mezquita Hassan II y modernidad atlántica.', '', 0.00, '', '', 'marruecos/casablanca.jpg', 'África', 'Marruecos'),</w:t>
+      </w:r>
+    </w:p>
+    <w:p>
+      <w:pPr>
+        <w:ind w:left="708"/>
+      </w:pPr>
+      <w:r>
+        <w:t>('Rabat', '2026-04-12', '2026-04-16', 'Capital administrativa, la Torre Hassan y el Mausoleo.', '', 0.00, '', '', 'marruecos/rabat.jpg', 'África', 'Marruecos'),</w:t>
+      </w:r>
+    </w:p>
+    <w:p>
+      <w:pPr>
+        <w:ind w:left="708"/>
+      </w:pPr>
+      <w:r>
+        <w:t>('Tánger', '2026-05-15', '2026-05-20', 'Puerta entre Europa y África con encanto literario.', '', 0.00, '', '', 'marruecos/tanger.jpg', 'África', 'Marruecos'),</w:t>
+      </w:r>
+    </w:p>
+    <w:p>
+      <w:pPr>
+        <w:ind w:left="708"/>
+      </w:pPr>
+      <w:r>
+        <w:t>('</w:t>
+      </w:r>
+      <w:proofErr w:type="spellStart"/>
+      <w:r>
+        <w:t>Chefchaouen</w:t>
+      </w:r>
+      <w:proofErr w:type="spellEnd"/>
+      <w:r>
+        <w:t>', '2026-05-22', '2026-05-26', 'La famosa ciudad azul en las montañas del Rif.', '', 0.00, '', '', 'marruecos/chefchaouen.jpg', 'África', 'Marruecos'),</w:t>
+      </w:r>
+    </w:p>
+    <w:p>
+      <w:pPr>
+        <w:ind w:left="708"/>
+      </w:pPr>
+    </w:p>
+    <w:p>
+      <w:pPr>
+        <w:ind w:left="708"/>
+      </w:pPr>
+      <w:r>
+        <w:rPr>
+          <w:i/>
+          <w:iCs/>
+        </w:rPr>
+        <w:t>-- TAILANDIA</w:t>
+      </w:r>
+    </w:p>
+    <w:p>
+      <w:pPr>
+        <w:ind w:left="708"/>
+      </w:pPr>
+      <w:r>
+        <w:t>('Bangkok', '2026-01-10', '2026-01-17', 'Templos dorados, palacios reales y mercados flotantes.', '', 0.00, '', '', '</w:t>
+      </w:r>
+      <w:proofErr w:type="spellStart"/>
+      <w:r>
+        <w:t>tailandia</w:t>
+      </w:r>
+      <w:proofErr w:type="spellEnd"/>
+      <w:r>
+        <w:t>/bangkok.jpg', 'Asia', 'Tailandia'),</w:t>
+      </w:r>
+    </w:p>
+    <w:p>
+      <w:pPr>
+        <w:ind w:left="708"/>
+      </w:pPr>
+      <w:r>
+        <w:t>('Chiang Mai', '2026-01-18', '2026-01-23', 'Santuarios de elefantes y templos en la montaña.', '', 0.00, '', '', '</w:t>
+      </w:r>
+      <w:proofErr w:type="spellStart"/>
+      <w:r>
+        <w:t>tailandia</w:t>
+      </w:r>
+      <w:proofErr w:type="spellEnd"/>
+      <w:r>
+        <w:t>/chiangmai.jpg', 'Asia', 'Tailandia'),</w:t>
+      </w:r>
+    </w:p>
+    <w:p>
+      <w:pPr>
+        <w:ind w:left="708"/>
+      </w:pPr>
+      <w:r>
+        <w:t>('</w:t>
+      </w:r>
+      <w:proofErr w:type="spellStart"/>
+      <w:r>
+        <w:t>Phuket</w:t>
+      </w:r>
+      <w:proofErr w:type="spellEnd"/>
+      <w:r>
+        <w:t>', '2026-02-01', '2026-02-08', 'Playas de aguas cristalinas y vida nocturna animada.', '', 0.00, '', '', '</w:t>
+      </w:r>
+      <w:proofErr w:type="spellStart"/>
+      <w:r>
+        <w:t>tailandia</w:t>
+      </w:r>
+      <w:proofErr w:type="spellEnd"/>
+      <w:r>
+        <w:t>/phuket.jpg', 'Asia', 'Tailandia'),</w:t>
+      </w:r>
+    </w:p>
+    <w:p>
+      <w:pPr>
+        <w:ind w:left="708"/>
+      </w:pPr>
+      <w:r>
+        <w:t>('</w:t>
+      </w:r>
+      <w:proofErr w:type="spellStart"/>
+      <w:r>
+        <w:t>Krabi</w:t>
+      </w:r>
+      <w:proofErr w:type="spellEnd"/>
+      <w:r>
+        <w:t>', '2026-02-10', '2026-02-15', 'Acantilados de piedra caliza y cuevas junto al mar.', '', 0.00, '', '', '</w:t>
+      </w:r>
+      <w:proofErr w:type="spellStart"/>
+      <w:r>
+        <w:t>tailandia</w:t>
+      </w:r>
+      <w:proofErr w:type="spellEnd"/>
+      <w:r>
+        <w:t>/krabi.jpg', 'Asia', 'Tailandia'),</w:t>
+      </w:r>
+    </w:p>
+    <w:p>
+      <w:pPr>
+        <w:ind w:left="708"/>
+      </w:pPr>
+      <w:r>
+        <w:t>('</w:t>
+      </w:r>
+      <w:proofErr w:type="spellStart"/>
+      <w:r>
+        <w:t>Ayutthaya</w:t>
+      </w:r>
+      <w:proofErr w:type="spellEnd"/>
+      <w:r>
+        <w:t>', '2026-11-15', '2026-11-18', 'Ruinas históricas del antiguo reino de Siam.', '', 0.00, '', '', '</w:t>
+      </w:r>
+      <w:proofErr w:type="spellStart"/>
+      <w:r>
+        <w:t>tailandia</w:t>
+      </w:r>
+      <w:proofErr w:type="spellEnd"/>
+      <w:r>
+        <w:t>/ayutthaya.jpg', 'Asia', 'Tailandia'),</w:t>
+      </w:r>
+    </w:p>
+    <w:p>
+      <w:pPr>
+        <w:ind w:left="708"/>
+      </w:pPr>
+      <w:r>
+        <w:lastRenderedPageBreak/>
+        <w:t>('Pattaya', '2026-11-20', '2026-11-25', 'Resorts costeros, parques temáticos y ocio familiar.', '', 0.00, '', '', '</w:t>
+      </w:r>
+      <w:proofErr w:type="spellStart"/>
+      <w:r>
+        <w:t>tailandia</w:t>
+      </w:r>
+      <w:proofErr w:type="spellEnd"/>
+      <w:r>
+        <w:t>/pattaya.jpg', 'Asia', 'Tailandia');</w:t>
+      </w:r>
+    </w:p>
+    <w:p>
+      <w:pPr>
+        <w:ind w:left="708"/>
+      </w:pPr>
+    </w:p>
+    <w:p>
+      <w:pPr>
+        <w:pStyle w:val="Prrafodelista"/>
+        <w:numPr>
+          <w:ilvl w:val="0"/>
+          <w:numId w:val="7"/>
+        </w:numPr>
+      </w:pPr>
+      <w:r>
+        <w:t xml:space="preserve">Para el valor </w:t>
+      </w:r>
+      <w:proofErr w:type="spellStart"/>
+      <w:r>
+        <w:t>range</w:t>
+      </w:r>
+      <w:proofErr w:type="spellEnd"/>
+      <w:r>
+        <w:t xml:space="preserve"> del formulario de </w:t>
+      </w:r>
+      <w:proofErr w:type="spellStart"/>
+      <w:r>
+        <w:t>altausuarios.php</w:t>
+      </w:r>
+      <w:proofErr w:type="spellEnd"/>
+      <w:r>
+        <w:t xml:space="preserve"> le pedí que me creara un script que haga que se muestre el valor del rango debajo del rango</w:t>
+      </w:r>
+    </w:p>
+    <w:p>
+      <w:pPr>
+        <w:pStyle w:val="Prrafodelista"/>
+      </w:pPr>
+    </w:p>
+    <w:p>
+      <w:pPr>
+        <w:pStyle w:val="Prrafodelista"/>
+      </w:pPr>
+      <w:r>
+        <w:t>Salida:</w:t>
+      </w:r>
+    </w:p>
+    <w:p>
+      <w:pPr>
+        <w:pStyle w:val="Prrafodelista"/>
+      </w:pPr>
+      <w:r>
+        <w:t xml:space="preserve"> </w:t>
+      </w:r>
+      <w:proofErr w:type="spellStart"/>
+      <w:r>
+        <w:t>const</w:t>
+      </w:r>
+      <w:proofErr w:type="spellEnd"/>
+      <w:r>
+        <w:t xml:space="preserve"> </w:t>
+      </w:r>
+      <w:proofErr w:type="spellStart"/>
+      <w:r>
+        <w:t>acompanantesInput</w:t>
+      </w:r>
+      <w:proofErr w:type="spellEnd"/>
+      <w:r>
+        <w:t xml:space="preserve"> = </w:t>
+      </w:r>
+      <w:proofErr w:type="spellStart"/>
+      <w:proofErr w:type="gramStart"/>
+      <w:r>
+        <w:t>document.getElementById</w:t>
+      </w:r>
+      <w:proofErr w:type="spellEnd"/>
+      <w:proofErr w:type="gramEnd"/>
+      <w:r>
+        <w:t>('</w:t>
+      </w:r>
+      <w:proofErr w:type="spellStart"/>
+      <w:r>
+        <w:t>acompanantes</w:t>
+      </w:r>
+      <w:proofErr w:type="spellEnd"/>
+      <w:r>
+        <w:t>');</w:t>
+      </w:r>
+    </w:p>
+    <w:p>
+      <w:pPr>
+        <w:pStyle w:val="Prrafodelista"/>
+      </w:pPr>
+      <w:r>
+        <w:t xml:space="preserve">        </w:t>
+      </w:r>
+      <w:proofErr w:type="spellStart"/>
+      <w:r>
+        <w:t>const</w:t>
+      </w:r>
+      <w:proofErr w:type="spellEnd"/>
+      <w:r>
+        <w:t xml:space="preserve"> </w:t>
+      </w:r>
+      <w:proofErr w:type="spellStart"/>
+      <w:r>
+        <w:t>valorAcompanantes</w:t>
+      </w:r>
+      <w:proofErr w:type="spellEnd"/>
+      <w:r>
+        <w:t xml:space="preserve"> = </w:t>
+      </w:r>
+      <w:proofErr w:type="spellStart"/>
+      <w:proofErr w:type="gramStart"/>
+      <w:r>
+        <w:t>document.getElementById</w:t>
+      </w:r>
+      <w:proofErr w:type="spellEnd"/>
+      <w:proofErr w:type="gramEnd"/>
+      <w:r>
+        <w:t>('valor-</w:t>
+      </w:r>
+      <w:proofErr w:type="spellStart"/>
+      <w:r>
+        <w:t>acompanantes</w:t>
+      </w:r>
+      <w:proofErr w:type="spellEnd"/>
+      <w:r>
+        <w:t>');</w:t>
+      </w:r>
+    </w:p>
+    <w:p>
+      <w:pPr>
+        <w:pStyle w:val="Prrafodelista"/>
+      </w:pPr>
+      <w:r>
+        <w:t xml:space="preserve">        </w:t>
+      </w:r>
+      <w:proofErr w:type="spellStart"/>
+      <w:r>
+        <w:t>if</w:t>
+      </w:r>
+      <w:proofErr w:type="spellEnd"/>
+      <w:r>
+        <w:t xml:space="preserve"> (</w:t>
+      </w:r>
+      <w:proofErr w:type="spellStart"/>
+      <w:r>
+        <w:t>acompanantesInput</w:t>
+      </w:r>
+      <w:proofErr w:type="spellEnd"/>
+      <w:r>
+        <w:t>) {</w:t>
+      </w:r>
+    </w:p>
+    <w:p>
+      <w:pPr>
+        <w:pStyle w:val="Prrafodelista"/>
+      </w:pPr>
+      <w:r>
+        <w:t xml:space="preserve">            </w:t>
+      </w:r>
+      <w:proofErr w:type="spellStart"/>
+      <w:r>
+        <w:t>acompanantesInput.min</w:t>
+      </w:r>
+      <w:proofErr w:type="spellEnd"/>
+      <w:r>
+        <w:t xml:space="preserve"> = 1;</w:t>
+      </w:r>
+    </w:p>
+    <w:p>
+      <w:pPr>
+        <w:pStyle w:val="Prrafodelista"/>
+      </w:pPr>
+      <w:r>
+        <w:t xml:space="preserve">            </w:t>
+      </w:r>
+      <w:proofErr w:type="spellStart"/>
+      <w:r>
+        <w:t>acompanantesInput.max</w:t>
+      </w:r>
+      <w:proofErr w:type="spellEnd"/>
+      <w:r>
+        <w:t xml:space="preserve"> = 10;</w:t>
+      </w:r>
+    </w:p>
+    <w:p>
+      <w:pPr>
+        <w:pStyle w:val="Prrafodelista"/>
+      </w:pPr>
+      <w:r>
+        <w:t xml:space="preserve">            </w:t>
+      </w:r>
+      <w:proofErr w:type="spellStart"/>
+      <w:r>
+        <w:t>acompanantesInput.step</w:t>
+      </w:r>
+      <w:proofErr w:type="spellEnd"/>
+      <w:r>
+        <w:t xml:space="preserve"> = 1;</w:t>
+      </w:r>
+    </w:p>
+    <w:p>
+      <w:pPr>
+        <w:pStyle w:val="Prrafodelista"/>
+      </w:pPr>
+      <w:r>
+        <w:t xml:space="preserve">            </w:t>
+      </w:r>
+      <w:proofErr w:type="spellStart"/>
+      <w:r>
+        <w:t>if</w:t>
+      </w:r>
+      <w:proofErr w:type="spellEnd"/>
+      <w:r>
+        <w:t xml:space="preserve"> (</w:t>
+      </w:r>
+      <w:proofErr w:type="spellStart"/>
+      <w:r>
+        <w:t>valorAcompanantes</w:t>
+      </w:r>
+      <w:proofErr w:type="spellEnd"/>
+      <w:r>
+        <w:t xml:space="preserve">) </w:t>
+      </w:r>
+      <w:proofErr w:type="spellStart"/>
+      <w:r>
+        <w:t>valorAcompanantes.textContent</w:t>
+      </w:r>
+      <w:proofErr w:type="spellEnd"/>
+      <w:r>
+        <w:t xml:space="preserve"> = </w:t>
+      </w:r>
+      <w:proofErr w:type="spellStart"/>
+      <w:r>
+        <w:t>acompanantesInput.value</w:t>
+      </w:r>
+      <w:proofErr w:type="spellEnd"/>
+      <w:r>
+        <w:t xml:space="preserve"> || '2';</w:t>
+      </w:r>
+    </w:p>
+    <w:p>
+      <w:pPr>
+        <w:pStyle w:val="Prrafodelista"/>
+      </w:pPr>
+      <w:r>
+        <w:t xml:space="preserve">            </w:t>
+      </w:r>
+      <w:proofErr w:type="spellStart"/>
+      <w:r>
+        <w:t>acompanantesInput.addEventListener</w:t>
+      </w:r>
+      <w:proofErr w:type="spellEnd"/>
+      <w:r>
+        <w:t xml:space="preserve">('input', </w:t>
+      </w:r>
+      <w:proofErr w:type="spellStart"/>
+      <w:r>
+        <w:t>function</w:t>
+      </w:r>
+      <w:proofErr w:type="spellEnd"/>
+      <w:r>
+        <w:t>(e) {</w:t>
+      </w:r>
+    </w:p>
+    <w:p>
+      <w:pPr>
+        <w:pStyle w:val="Prrafodelista"/>
+      </w:pPr>
+      <w:r>
+        <w:t xml:space="preserve">                </w:t>
+      </w:r>
+      <w:proofErr w:type="spellStart"/>
+      <w:r>
+        <w:t>let</w:t>
+      </w:r>
+      <w:proofErr w:type="spellEnd"/>
+      <w:r>
+        <w:t xml:space="preserve"> valor = </w:t>
+      </w:r>
+      <w:proofErr w:type="spellStart"/>
+      <w:proofErr w:type="gramStart"/>
+      <w:r>
+        <w:t>parseInt</w:t>
       </w:r>
       <w:proofErr w:type="spellEnd"/>
       <w:r>
         <w:t>(</w:t>
       </w:r>
+      <w:proofErr w:type="spellStart"/>
       <w:proofErr w:type="gramEnd"/>
       <w:r>
-        <w:t>)</w:t>
-      </w:r>
-      <w:r>
-        <w:t>, para no enviar los datos al se</w:t>
-      </w:r>
-      <w:r>
-        <w:t>r</w:t>
-      </w:r>
-      <w:r>
-        <w:t>vidor</w:t>
-      </w:r>
-      <w:r>
-        <w:t xml:space="preserve">. </w:t>
-      </w:r>
-      <w:r>
-        <w:t>Se leen</w:t>
-      </w:r>
-      <w:r>
-        <w:t xml:space="preserve"> los valores de los input</w:t>
-      </w:r>
-      <w:r>
-        <w:t>s, si se</w:t>
-      </w:r>
-      <w:r>
-        <w:t xml:space="preserve"> detect</w:t>
-      </w:r>
-      <w:r>
-        <w:t>a</w:t>
-      </w:r>
-      <w:r>
-        <w:t xml:space="preserve"> que un campo está vacío o el formato es incorrecto</w:t>
-      </w:r>
-      <w:r>
-        <w:t xml:space="preserve"> se cancela</w:t>
-      </w:r>
-      <w:r>
-        <w:t xml:space="preserve"> el envío y </w:t>
-      </w:r>
-      <w:r>
-        <w:t xml:space="preserve">se </w:t>
-      </w:r>
-      <w:r>
-        <w:t>modific</w:t>
-      </w:r>
-      <w:r>
-        <w:t xml:space="preserve">a </w:t>
-      </w:r>
-      <w:r>
-        <w:t>el DOM (</w:t>
-      </w:r>
-      <w:proofErr w:type="spellStart"/>
-      <w:r>
-        <w:t>innerHTML</w:t>
-      </w:r>
-      <w:proofErr w:type="spellEnd"/>
-      <w:r>
-        <w:t xml:space="preserve"> / </w:t>
-      </w:r>
-      <w:proofErr w:type="spellStart"/>
-      <w:r>
-        <w:t>textContent</w:t>
-      </w:r>
-      <w:proofErr w:type="spellEnd"/>
-      <w:r>
-        <w:t>) para mostrar un texto rojo de error justo debajo del campo afectado</w:t>
-      </w:r>
-      <w:r>
-        <w:t xml:space="preserve">. </w:t>
-      </w:r>
-      <w:r>
-        <w:t xml:space="preserve">Si todo está correcto, </w:t>
-      </w:r>
-      <w:r>
-        <w:t>se permite</w:t>
-      </w:r>
-      <w:r>
-        <w:t xml:space="preserve"> que el formulario se envíe a PHP.</w:t>
-      </w:r>
-    </w:p>
-    <w:p>
-      <w:pPr>
-        <w:pStyle w:val="Ttulo1"/>
-      </w:pPr>
-      <w:r>
-        <w:t xml:space="preserve">Carrusel </w:t>
-      </w:r>
-      <w:r>
-        <w:t>y viajes relacionados</w:t>
-      </w:r>
-    </w:p>
-    <w:p>
-      <w:r>
-        <w:t>Para mostrar el carrusel y la sección de viajes relacionados, he preparado una consulta al servidor que me devuelve un número concreto de viajes aleatorios. A esta consulta también le puedo pasar el ID de un viaje específico</w:t>
-      </w:r>
-      <w:r>
-        <w:t xml:space="preserve"> y</w:t>
-      </w:r>
-      <w:r>
-        <w:t xml:space="preserve"> esto es útil para la página de detalle (</w:t>
-      </w:r>
-      <w:proofErr w:type="spellStart"/>
-      <w:r>
-        <w:t>viaje.php</w:t>
-      </w:r>
-      <w:proofErr w:type="spellEnd"/>
-      <w:r>
-        <w:t xml:space="preserve">), ya que le paso el ID del viaje que se está mostrando para asegurarme de que no me vuelva a sugerir el mismo destino que ya </w:t>
-      </w:r>
-      <w:r>
-        <w:t xml:space="preserve">se </w:t>
-      </w:r>
-      <w:r>
-        <w:t xml:space="preserve">está </w:t>
-      </w:r>
-      <w:r>
-        <w:t>mostrando</w:t>
-      </w:r>
-      <w:r>
-        <w:t>.</w:t>
-      </w:r>
-    </w:p>
-    <w:p>
-      <w:r>
-        <w:t>Se crea</w:t>
-      </w:r>
-      <w:r>
-        <w:t xml:space="preserve"> un array de objetos en JavaScript, donde cada objeto guarda la ruta de la imagen, el título y la descripción del viaje. </w:t>
-      </w:r>
-      <w:r>
-        <w:t>Se crea</w:t>
-      </w:r>
-      <w:r>
-        <w:t xml:space="preserve"> una </w:t>
-      </w:r>
+        <w:t>e.target.value</w:t>
+      </w:r>
+      <w:proofErr w:type="spellEnd"/>
+      <w:r>
+        <w:t>, 10) || 2;</w:t>
+      </w:r>
+    </w:p>
+    <w:p>
+      <w:pPr>
+        <w:pStyle w:val="Prrafodelista"/>
+      </w:pPr>
+      <w:r>
+        <w:t xml:space="preserve">                </w:t>
+      </w:r>
+      <w:proofErr w:type="spellStart"/>
+      <w:r>
+        <w:t>if</w:t>
+      </w:r>
+      <w:proofErr w:type="spellEnd"/>
+      <w:r>
+        <w:t xml:space="preserve"> (valor &lt; 1) valor = 1;</w:t>
+      </w:r>
+    </w:p>
+    <w:p>
+      <w:pPr>
+        <w:pStyle w:val="Prrafodelista"/>
+      </w:pPr>
+      <w:r>
+        <w:t xml:space="preserve">                </w:t>
+      </w:r>
+      <w:proofErr w:type="spellStart"/>
+      <w:r>
+        <w:t>if</w:t>
+      </w:r>
+      <w:proofErr w:type="spellEnd"/>
+      <w:r>
+        <w:t xml:space="preserve"> (valor &gt; 10) valor = 10;</w:t>
+      </w:r>
+    </w:p>
+    <w:p>
+      <w:pPr>
+        <w:pStyle w:val="Prrafodelista"/>
+      </w:pPr>
+      <w:r>
+        <w:t xml:space="preserve">                </w:t>
+      </w:r>
+      <w:proofErr w:type="spellStart"/>
       <w:proofErr w:type="gramStart"/>
       <w:r>
-        <w:t>variable contador</w:t>
+        <w:t>e.target</w:t>
       </w:r>
       <w:proofErr w:type="gramEnd"/>
       <w:r>
-        <w:t xml:space="preserve"> que empieza en 0</w:t>
-      </w:r>
-      <w:r>
-        <w:t xml:space="preserve"> y </w:t>
-      </w:r>
-      <w:r>
-        <w:t xml:space="preserve">capturar el evento </w:t>
-      </w:r>
-      <w:proofErr w:type="spellStart"/>
-      <w:r>
-        <w:t>click</w:t>
-      </w:r>
-      <w:proofErr w:type="spellEnd"/>
-      <w:r>
-        <w:t xml:space="preserve"> sobre las flechas, </w:t>
-      </w:r>
-      <w:r>
-        <w:t>se suma</w:t>
-      </w:r>
-      <w:r>
-        <w:t xml:space="preserve"> o rest</w:t>
-      </w:r>
-      <w:r>
-        <w:t>a</w:t>
-      </w:r>
-      <w:r>
-        <w:t xml:space="preserve"> a ese contador y </w:t>
-      </w:r>
-      <w:r>
-        <w:t xml:space="preserve">se </w:t>
-      </w:r>
-      <w:r>
-        <w:t>actualiz</w:t>
-      </w:r>
-      <w:r>
-        <w:t>a</w:t>
-      </w:r>
-      <w:r>
-        <w:t xml:space="preserve"> dinámicamente el atributo </w:t>
-      </w:r>
-      <w:proofErr w:type="spellStart"/>
-      <w:r>
-        <w:t>src</w:t>
-      </w:r>
-      <w:proofErr w:type="spellEnd"/>
-      <w:r>
-        <w:t xml:space="preserve"> de la imagen principal y el texto</w:t>
-      </w:r>
-      <w:r>
-        <w:t>. S</w:t>
-      </w:r>
-      <w:r>
-        <w:t>i el contador supera la longitud del array, vuelva a 0 (y viceversa), creando así un efecto de bucle infinito.</w:t>
-      </w:r>
-    </w:p>
-    <w:p/>
+        <w:t>.value</w:t>
+      </w:r>
+      <w:proofErr w:type="spellEnd"/>
+      <w:r>
+        <w:t xml:space="preserve"> = valor;</w:t>
+      </w:r>
+    </w:p>
+    <w:p>
+      <w:pPr>
+        <w:pStyle w:val="Prrafodelista"/>
+      </w:pPr>
+      <w:r>
+        <w:t xml:space="preserve">                </w:t>
+      </w:r>
+      <w:proofErr w:type="spellStart"/>
+      <w:r>
+        <w:t>if</w:t>
+      </w:r>
+      <w:proofErr w:type="spellEnd"/>
+      <w:r>
+        <w:t xml:space="preserve"> (</w:t>
+      </w:r>
+      <w:proofErr w:type="spellStart"/>
+      <w:r>
+        <w:t>valorAcompanantes</w:t>
+      </w:r>
+      <w:proofErr w:type="spellEnd"/>
+      <w:r>
+        <w:t xml:space="preserve">) </w:t>
+      </w:r>
+      <w:proofErr w:type="spellStart"/>
+      <w:r>
+        <w:t>valorAcompanantes.textContent</w:t>
+      </w:r>
+      <w:proofErr w:type="spellEnd"/>
+      <w:r>
+        <w:t xml:space="preserve"> = valor;</w:t>
+      </w:r>
+    </w:p>
+    <w:p>
+      <w:pPr>
+        <w:pStyle w:val="Prrafodelista"/>
+      </w:pPr>
+      <w:r>
+        <w:t>            });</w:t>
+      </w:r>
+    </w:p>
+    <w:p>
+      <w:pPr>
+        <w:pStyle w:val="Prrafodelista"/>
+      </w:pPr>
+      <w:r>
+        <w:t>        }</w:t>
+      </w:r>
+    </w:p>
+    <w:p>
+      <w:pPr>
+        <w:pStyle w:val="Prrafodelista"/>
+      </w:pPr>
+    </w:p>
     <w:p/>
     <w:sectPr>
       <w:pgSz w:w="11906" w:h="16838"/>
@@ -5396,6 +7560,119 @@
     </w:lvl>
   </w:abstractNum>
   <w:abstractNum w:abstractNumId="4" w15:restartNumberingAfterBreak="0">
+    <w:nsid w:val="6FDA5AF1"/>
+    <w:multiLevelType w:val="hybridMultilevel"/>
+    <w:tmpl w:val="09C2B378"/>
+    <w:lvl w:ilvl="0" w:tplc="0C0A0001">
+      <w:start w:val="1"/>
+      <w:numFmt w:val="bullet"/>
+      <w:lvlText w:val=""/>
+      <w:lvlJc w:val="left"/>
+      <w:pPr>
+        <w:ind w:left="720" w:hanging="360"/>
+      </w:pPr>
+      <w:rPr>
+        <w:rFonts w:ascii="Symbol" w:hAnsi="Symbol" w:hint="default"/>
+      </w:rPr>
+    </w:lvl>
+    <w:lvl w:ilvl="1" w:tplc="0C0A0003">
+      <w:start w:val="1"/>
+      <w:numFmt w:val="bullet"/>
+      <w:lvlText w:val="o"/>
+      <w:lvlJc w:val="left"/>
+      <w:pPr>
+        <w:ind w:left="1440" w:hanging="360"/>
+      </w:pPr>
+      <w:rPr>
+        <w:rFonts w:ascii="Courier New" w:hAnsi="Courier New" w:cs="Courier New" w:hint="default"/>
+      </w:rPr>
+    </w:lvl>
+    <w:lvl w:ilvl="2" w:tplc="0C0A0005" w:tentative="1">
+      <w:start w:val="1"/>
+      <w:numFmt w:val="bullet"/>
+      <w:lvlText w:val=""/>
+      <w:lvlJc w:val="left"/>
+      <w:pPr>
+        <w:ind w:left="2160" w:hanging="360"/>
+      </w:pPr>
+      <w:rPr>
+        <w:rFonts w:ascii="Wingdings" w:hAnsi="Wingdings" w:hint="default"/>
+      </w:rPr>
+    </w:lvl>
+    <w:lvl w:ilvl="3" w:tplc="0C0A0001" w:tentative="1">
+      <w:start w:val="1"/>
+      <w:numFmt w:val="bullet"/>
+      <w:lvlText w:val=""/>
+      <w:lvlJc w:val="left"/>
+      <w:pPr>
+        <w:ind w:left="2880" w:hanging="360"/>
+      </w:pPr>
+      <w:rPr>
+        <w:rFonts w:ascii="Symbol" w:hAnsi="Symbol" w:hint="default"/>
+      </w:rPr>
+    </w:lvl>
+    <w:lvl w:ilvl="4" w:tplc="0C0A0003" w:tentative="1">
+      <w:start w:val="1"/>
+      <w:numFmt w:val="bullet"/>
+      <w:lvlText w:val="o"/>
+      <w:lvlJc w:val="left"/>
+      <w:pPr>
+        <w:ind w:left="3600" w:hanging="360"/>
+      </w:pPr>
+      <w:rPr>
+        <w:rFonts w:ascii="Courier New" w:hAnsi="Courier New" w:cs="Courier New" w:hint="default"/>
+      </w:rPr>
+    </w:lvl>
+    <w:lvl w:ilvl="5" w:tplc="0C0A0005" w:tentative="1">
+      <w:start w:val="1"/>
+      <w:numFmt w:val="bullet"/>
+      <w:lvlText w:val=""/>
+      <w:lvlJc w:val="left"/>
+      <w:pPr>
+        <w:ind w:left="4320" w:hanging="360"/>
+      </w:pPr>
+      <w:rPr>
+        <w:rFonts w:ascii="Wingdings" w:hAnsi="Wingdings" w:hint="default"/>
+      </w:rPr>
+    </w:lvl>
+    <w:lvl w:ilvl="6" w:tplc="0C0A0001" w:tentative="1">
+      <w:start w:val="1"/>
+      <w:numFmt w:val="bullet"/>
+      <w:lvlText w:val=""/>
+      <w:lvlJc w:val="left"/>
+      <w:pPr>
+        <w:ind w:left="5040" w:hanging="360"/>
+      </w:pPr>
+      <w:rPr>
+        <w:rFonts w:ascii="Symbol" w:hAnsi="Symbol" w:hint="default"/>
+      </w:rPr>
+    </w:lvl>
+    <w:lvl w:ilvl="7" w:tplc="0C0A0003" w:tentative="1">
+      <w:start w:val="1"/>
+      <w:numFmt w:val="bullet"/>
+      <w:lvlText w:val="o"/>
+      <w:lvlJc w:val="left"/>
+      <w:pPr>
+        <w:ind w:left="5760" w:hanging="360"/>
+      </w:pPr>
+      <w:rPr>
+        <w:rFonts w:ascii="Courier New" w:hAnsi="Courier New" w:cs="Courier New" w:hint="default"/>
+      </w:rPr>
+    </w:lvl>
+    <w:lvl w:ilvl="8" w:tplc="0C0A0005" w:tentative="1">
+      <w:start w:val="1"/>
+      <w:numFmt w:val="bullet"/>
+      <w:lvlText w:val=""/>
+      <w:lvlJc w:val="left"/>
+      <w:pPr>
+        <w:ind w:left="6480" w:hanging="360"/>
+      </w:pPr>
+      <w:rPr>
+        <w:rFonts w:ascii="Wingdings" w:hAnsi="Wingdings" w:hint="default"/>
+      </w:rPr>
+    </w:lvl>
+  </w:abstractNum>
+  <w:abstractNum w:abstractNumId="5" w15:restartNumberingAfterBreak="0">
     <w:nsid w:val="73815D0B"/>
     <w:multiLevelType w:val="multilevel"/>
     <w:tmpl w:val="4C2226D2"/>
@@ -5508,7 +7785,7 @@
       </w:pPr>
     </w:lvl>
   </w:abstractNum>
-  <w:abstractNum w:abstractNumId="5" w15:restartNumberingAfterBreak="0">
+  <w:abstractNum w:abstractNumId="6" w15:restartNumberingAfterBreak="0">
     <w:nsid w:val="77DA3ECC"/>
     <w:multiLevelType w:val="hybridMultilevel"/>
     <w:tmpl w:val="D0D89E08"/>
@@ -5598,7 +7875,7 @@
     <w:abstractNumId w:val="3"/>
   </w:num>
   <w:num w:numId="2" w16cid:durableId="1487745285">
-    <w:abstractNumId w:val="4"/>
+    <w:abstractNumId w:val="5"/>
   </w:num>
   <w:num w:numId="3" w16cid:durableId="2136216680">
     <w:abstractNumId w:val="1"/>
@@ -5610,7 +7887,10 @@
     <w:abstractNumId w:val="0"/>
   </w:num>
   <w:num w:numId="6" w16cid:durableId="1013259505">
-    <w:abstractNumId w:val="5"/>
+    <w:abstractNumId w:val="6"/>
+  </w:num>
+  <w:num w:numId="7" w16cid:durableId="557399983">
+    <w:abstractNumId w:val="4"/>
   </w:num>
 </w:numbering>
 </file>
@@ -6560,6 +8840,22 @@
       <w14:ligatures w14:val="none"/>
     </w:rPr>
   </w:style>
+  <w:style w:type="paragraph" w:customStyle="1" w:styleId="msonormal0">
+    <w:name w:val="msonormal"/>
+    <w:basedOn w:val="Normal"/>
+    <w:rsid w:val="00260998"/>
+    <w:pPr>
+      <w:spacing w:before="100" w:beforeAutospacing="1" w:after="100" w:afterAutospacing="1" w:line="240" w:lineRule="auto"/>
+    </w:pPr>
+    <w:rPr>
+      <w:rFonts w:ascii="Times New Roman" w:eastAsia="Times New Roman" w:hAnsi="Times New Roman" w:cs="Times New Roman"/>
+      <w:kern w:val="0"/>
+      <w:sz w:val="24"/>
+      <w:szCs w:val="24"/>
+      <w:lang w:eastAsia="es-ES"/>
+      <w14:ligatures w14:val="none"/>
+    </w:rPr>
+  </w:style>
 </w:styles>
 </file>
 

--- a/pe2/docs/como_se_hizo.docx
+++ b/pe2/docs/como_se_hizo.docx
@@ -4807,76 +4807,74 @@
     </w:p>
     <w:p>
       <w:r>
-        <w:t>Se crea</w:t>
-      </w:r>
-      <w:r>
-        <w:t xml:space="preserve"> un array de objetos en JavaScript, donde cada objeto guarda la ruta de la imagen, el título y la descripción del viaje. </w:t>
-      </w:r>
-      <w:r>
-        <w:t>Se crea</w:t>
-      </w:r>
-      <w:r>
-        <w:t xml:space="preserve"> una </w:t>
+        <w:t xml:space="preserve">Para carrusel </w:t>
+      </w:r>
+      <w:r>
+        <w:t>el primer viaje se muestra visible (</w:t>
+      </w:r>
+      <w:proofErr w:type="spellStart"/>
+      <w:r>
+        <w:t>display</w:t>
+      </w:r>
+      <w:proofErr w:type="spellEnd"/>
+      <w:r>
+        <w:t>: block) y los demás se ocultan (</w:t>
+      </w:r>
+      <w:proofErr w:type="spellStart"/>
+      <w:r>
+        <w:t>display</w:t>
+      </w:r>
+      <w:proofErr w:type="spellEnd"/>
+      <w:r>
+        <w:t xml:space="preserve">: </w:t>
+      </w:r>
+      <w:proofErr w:type="spellStart"/>
+      <w:r>
+        <w:t>none</w:t>
+      </w:r>
+      <w:proofErr w:type="spellEnd"/>
+      <w:r>
+        <w:t>).</w:t>
+      </w:r>
+      <w:r>
+        <w:rPr>
+          <w:u w:val="single"/>
+        </w:rPr>
+        <w:t xml:space="preserve"> </w:t>
       </w:r>
       <w:proofErr w:type="gramStart"/>
       <w:r>
-        <w:t>variable contador</w:t>
+        <w:t>En</w:t>
       </w:r>
       <w:proofErr w:type="gramEnd"/>
       <w:r>
-        <w:t xml:space="preserve"> que empieza en 0</w:t>
-      </w:r>
-      <w:r>
-        <w:t xml:space="preserve"> y </w:t>
-      </w:r>
-      <w:r>
-        <w:t xml:space="preserve">capturar el evento </w:t>
-      </w:r>
-      <w:proofErr w:type="spellStart"/>
+        <w:t xml:space="preserve"> JavaScript, se seleccionan todos estos contenedores HTML ya existentes mediante </w:t>
+      </w:r>
+      <w:proofErr w:type="spellStart"/>
+      <w:r>
+        <w:t>querySelectorAll</w:t>
+      </w:r>
+      <w:proofErr w:type="spellEnd"/>
+      <w:r>
+        <w:t xml:space="preserve"> y se crea una variable contador que empieza en 0. Al capturar el evento </w:t>
+      </w:r>
+      <w:proofErr w:type="spellStart"/>
+      <w:proofErr w:type="gramStart"/>
       <w:r>
         <w:t>click</w:t>
       </w:r>
       <w:proofErr w:type="spellEnd"/>
-      <w:r>
-        <w:t xml:space="preserve"> sobre las flechas, </w:t>
-      </w:r>
-      <w:r>
-        <w:t>se suma</w:t>
-      </w:r>
-      <w:r>
-        <w:t xml:space="preserve"> o rest</w:t>
-      </w:r>
-      <w:r>
-        <w:t>a</w:t>
-      </w:r>
-      <w:r>
-        <w:t xml:space="preserve"> a ese contador y </w:t>
-      </w:r>
-      <w:r>
-        <w:t xml:space="preserve">se </w:t>
-      </w:r>
-      <w:r>
-        <w:t>actualiz</w:t>
-      </w:r>
-      <w:r>
-        <w:t>a</w:t>
-      </w:r>
-      <w:r>
-        <w:t xml:space="preserve"> dinámicamente el atributo </w:t>
-      </w:r>
-      <w:proofErr w:type="spellStart"/>
-      <w:r>
-        <w:t>src</w:t>
-      </w:r>
-      <w:proofErr w:type="spellEnd"/>
-      <w:r>
-        <w:t xml:space="preserve"> de la imagen principal y el texto</w:t>
-      </w:r>
-      <w:r>
-        <w:t>. S</w:t>
-      </w:r>
-      <w:r>
-        <w:t>i el contador supera la longitud del array, vuelva a 0 (y viceversa), creando así un efecto de bucle infinito.</w:t>
+      <w:proofErr w:type="gramEnd"/>
+      <w:r>
+        <w:t xml:space="preserve"> sobre las flechas, se oculta el contenedor que se está mostrando actualmente cambiando su estilo a </w:t>
+      </w:r>
+      <w:proofErr w:type="spellStart"/>
+      <w:r>
+        <w:t>none</w:t>
+      </w:r>
+      <w:proofErr w:type="spellEnd"/>
+      <w:r>
+        <w:t>, se suma o resta al contador, y se hace visible el nuevo contenedor correspondiente cambiando su estilo a block. Si el contador supera la longitud total de los elementos (o baja de cero), vuelve a reiniciarse creando un efecto de bucle infinito.</w:t>
       </w:r>
     </w:p>
     <w:p>
@@ -5357,24 +5355,10 @@
     </w:p>
     <w:p>
       <w:pPr>
-        <w:ind w:left="708"/>
-      </w:pPr>
-    </w:p>
-    <w:p>
-      <w:pPr>
-        <w:ind w:left="708"/>
-      </w:pPr>
-    </w:p>
-    <w:p>
-      <w:pPr>
-        <w:ind w:left="708"/>
-      </w:pPr>
-    </w:p>
-    <w:p>
-      <w:pPr>
-        <w:ind w:left="708"/>
-      </w:pPr>
-      <w:r>
+        <w:ind w:firstLine="708"/>
+      </w:pPr>
+      <w:r>
+        <w:lastRenderedPageBreak/>
         <w:t>Salida:</w:t>
       </w:r>
     </w:p>
@@ -5685,39 +5669,39 @@
         <w:ind w:left="708"/>
       </w:pPr>
       <w:r>
+        <w:t>('Madrid', '2026-05-15', '2026-05-22', 'Museos del Prado y Reina Sofía, Retiro y vida nocturna.', '', 0.00, '', '', '</w:t>
+      </w:r>
+      <w:proofErr w:type="spellStart"/>
+      <w:r>
+        <w:t>espana</w:t>
+      </w:r>
+      <w:proofErr w:type="spellEnd"/>
+      <w:r>
+        <w:t>/madrid.jpg', 'Europa', 'España'),</w:t>
+      </w:r>
+    </w:p>
+    <w:p>
+      <w:pPr>
+        <w:ind w:left="708"/>
+      </w:pPr>
+      <w:r>
+        <w:t>('Barcelona', '2026-05-25', '2026-06-01', 'Arquitectura de Gaudí, Sagrada Familia y playas urbanas.', '', 0.00, '', '', '</w:t>
+      </w:r>
+      <w:proofErr w:type="spellStart"/>
+      <w:r>
+        <w:t>espana</w:t>
+      </w:r>
+      <w:proofErr w:type="spellEnd"/>
+      <w:r>
+        <w:t>/barcelona.jpg', 'Europa', 'España'),</w:t>
+      </w:r>
+    </w:p>
+    <w:p>
+      <w:pPr>
+        <w:ind w:left="708"/>
+      </w:pPr>
+      <w:r>
         <w:lastRenderedPageBreak/>
-        <w:t>('Madrid', '2026-05-15', '2026-05-22', 'Museos del Prado y Reina Sofía, Retiro y vida nocturna.', '', 0.00, '', '', '</w:t>
-      </w:r>
-      <w:proofErr w:type="spellStart"/>
-      <w:r>
-        <w:t>espana</w:t>
-      </w:r>
-      <w:proofErr w:type="spellEnd"/>
-      <w:r>
-        <w:t>/madrid.jpg', 'Europa', 'España'),</w:t>
-      </w:r>
-    </w:p>
-    <w:p>
-      <w:pPr>
-        <w:ind w:left="708"/>
-      </w:pPr>
-      <w:r>
-        <w:t>('Barcelona', '2026-05-25', '2026-06-01', 'Arquitectura de Gaudí, Sagrada Familia y playas urbanas.', '', 0.00, '', '', '</w:t>
-      </w:r>
-      <w:proofErr w:type="spellStart"/>
-      <w:r>
-        <w:t>espana</w:t>
-      </w:r>
-      <w:proofErr w:type="spellEnd"/>
-      <w:r>
-        <w:t>/barcelona.jpg', 'Europa', 'España'),</w:t>
-      </w:r>
-    </w:p>
-    <w:p>
-      <w:pPr>
-        <w:ind w:left="708"/>
-      </w:pPr>
-      <w:r>
         <w:t>('Sevilla', '2026-04-10', '2026-04-17', 'Reales Alcázares, la Giralda y esencia del flamenco.', '', 0.00, '', '', '</w:t>
       </w:r>
       <w:proofErr w:type="spellStart"/>
@@ -5992,7 +5976,6 @@
         <w:ind w:left="708"/>
       </w:pPr>
       <w:r>
-        <w:lastRenderedPageBreak/>
         <w:t>('Brasilia', '2026-08-15', '2026-08-20', 'Arquitectura modernista de Oscar Niemeyer.', '', 0.00, '', '', '</w:t>
       </w:r>
       <w:proofErr w:type="spellStart"/>
@@ -6034,6 +6017,7 @@
           <w:i/>
           <w:iCs/>
         </w:rPr>
+        <w:lastRenderedPageBreak/>
         <w:t>-- ESTADOS UNIDOS</w:t>
       </w:r>
     </w:p>
@@ -6292,79 +6276,79 @@
         <w:ind w:left="708"/>
       </w:pPr>
       <w:r>
+        <w:t>('Kioto', '2026-04-03', '2026-04-08', 'Tradición milenaria, geishas y el Pabellón Dorado.', '', 0.00, '', '', '</w:t>
+      </w:r>
+      <w:proofErr w:type="spellStart"/>
+      <w:r>
+        <w:t>japon</w:t>
+      </w:r>
+      <w:proofErr w:type="spellEnd"/>
+      <w:r>
+        <w:t>/kioto.jpg', 'Asia', 'Japón'),</w:t>
+      </w:r>
+    </w:p>
+    <w:p>
+      <w:pPr>
+        <w:ind w:left="708"/>
+      </w:pPr>
+      <w:r>
+        <w:t xml:space="preserve">('Osaka', '2026-04-10', '2026-04-15', 'Gastronomía callejera, Universal </w:t>
+      </w:r>
+      <w:proofErr w:type="spellStart"/>
+      <w:r>
+        <w:t>Studios</w:t>
+      </w:r>
+      <w:proofErr w:type="spellEnd"/>
+      <w:r>
+        <w:t xml:space="preserve"> y ambiente urbano.', '', 0.00, '', '', '</w:t>
+      </w:r>
+      <w:proofErr w:type="spellStart"/>
+      <w:r>
+        <w:t>japon</w:t>
+      </w:r>
+      <w:proofErr w:type="spellEnd"/>
+      <w:r>
+        <w:t>/osaka.jpg', 'Asia', 'Japón'),</w:t>
+      </w:r>
+    </w:p>
+    <w:p>
+      <w:pPr>
+        <w:ind w:left="708"/>
+      </w:pPr>
+      <w:r>
+        <w:t xml:space="preserve">('Hiroshima', '2026-05-20', '2026-05-24', 'Parque de la Paz e isla de </w:t>
+      </w:r>
+      <w:proofErr w:type="spellStart"/>
+      <w:r>
+        <w:t>Miyajima</w:t>
+      </w:r>
+      <w:proofErr w:type="spellEnd"/>
+      <w:r>
+        <w:t xml:space="preserve"> con su </w:t>
+      </w:r>
+      <w:proofErr w:type="spellStart"/>
+      <w:r>
+        <w:t>torii</w:t>
+      </w:r>
+      <w:proofErr w:type="spellEnd"/>
+      <w:r>
+        <w:t xml:space="preserve"> flotante.', '', 0.00, '', '', '</w:t>
+      </w:r>
+      <w:proofErr w:type="spellStart"/>
+      <w:r>
+        <w:t>japon</w:t>
+      </w:r>
+      <w:proofErr w:type="spellEnd"/>
+      <w:r>
+        <w:t>/hiroshima.jpg', 'Asia', 'Japón'),</w:t>
+      </w:r>
+    </w:p>
+    <w:p>
+      <w:pPr>
+        <w:ind w:left="708"/>
+      </w:pPr>
+      <w:r>
         <w:lastRenderedPageBreak/>
-        <w:t>('Kioto', '2026-04-03', '2026-04-08', 'Tradición milenaria, geishas y el Pabellón Dorado.', '', 0.00, '', '', '</w:t>
-      </w:r>
-      <w:proofErr w:type="spellStart"/>
-      <w:r>
-        <w:t>japon</w:t>
-      </w:r>
-      <w:proofErr w:type="spellEnd"/>
-      <w:r>
-        <w:t>/kioto.jpg', 'Asia', 'Japón'),</w:t>
-      </w:r>
-    </w:p>
-    <w:p>
-      <w:pPr>
-        <w:ind w:left="708"/>
-      </w:pPr>
-      <w:r>
-        <w:t xml:space="preserve">('Osaka', '2026-04-10', '2026-04-15', 'Gastronomía callejera, Universal </w:t>
-      </w:r>
-      <w:proofErr w:type="spellStart"/>
-      <w:r>
-        <w:t>Studios</w:t>
-      </w:r>
-      <w:proofErr w:type="spellEnd"/>
-      <w:r>
-        <w:t xml:space="preserve"> y ambiente urbano.', '', 0.00, '', '', '</w:t>
-      </w:r>
-      <w:proofErr w:type="spellStart"/>
-      <w:r>
-        <w:t>japon</w:t>
-      </w:r>
-      <w:proofErr w:type="spellEnd"/>
-      <w:r>
-        <w:t>/osaka.jpg', 'Asia', 'Japón'),</w:t>
-      </w:r>
-    </w:p>
-    <w:p>
-      <w:pPr>
-        <w:ind w:left="708"/>
-      </w:pPr>
-      <w:r>
-        <w:t xml:space="preserve">('Hiroshima', '2026-05-20', '2026-05-24', 'Parque de la Paz e isla de </w:t>
-      </w:r>
-      <w:proofErr w:type="spellStart"/>
-      <w:r>
-        <w:t>Miyajima</w:t>
-      </w:r>
-      <w:proofErr w:type="spellEnd"/>
-      <w:r>
-        <w:t xml:space="preserve"> con su </w:t>
-      </w:r>
-      <w:proofErr w:type="spellStart"/>
-      <w:r>
-        <w:t>torii</w:t>
-      </w:r>
-      <w:proofErr w:type="spellEnd"/>
-      <w:r>
-        <w:t xml:space="preserve"> flotante.', '', 0.00, '', '', '</w:t>
-      </w:r>
-      <w:proofErr w:type="spellStart"/>
-      <w:r>
-        <w:t>japon</w:t>
-      </w:r>
-      <w:proofErr w:type="spellEnd"/>
-      <w:r>
-        <w:t>/hiroshima.jpg', 'Asia', 'Japón'),</w:t>
-      </w:r>
-    </w:p>
-    <w:p>
-      <w:pPr>
-        <w:ind w:left="708"/>
-      </w:pPr>
-      <w:r>
         <w:t xml:space="preserve">('Nara', '2026-11-05', '2026-11-08', 'Ciervos sagrados en libertad y el Buda gigante de </w:t>
       </w:r>
       <w:proofErr w:type="spellStart"/>
@@ -6623,7 +6607,6 @@
         <w:ind w:left="708"/>
       </w:pPr>
       <w:r>
-        <w:lastRenderedPageBreak/>
         <w:t>('Pattaya', '2026-11-20', '2026-11-25', 'Resorts costeros, parques temáticos y ocio familiar.', '', 0.00, '', '', '</w:t>
       </w:r>
       <w:proofErr w:type="spellStart"/>
@@ -6678,6 +6661,7 @@
         <w:pStyle w:val="Prrafodelista"/>
       </w:pPr>
       <w:r>
+        <w:lastRenderedPageBreak/>
         <w:t>Salida:</w:t>
       </w:r>
     </w:p>
@@ -7036,11 +7020,7 @@
         <w:t>        }</w:t>
       </w:r>
     </w:p>
-    <w:p>
-      <w:pPr>
-        <w:pStyle w:val="Prrafodelista"/>
-      </w:pPr>
-    </w:p>
+    <w:p/>
     <w:p/>
     <w:sectPr>
       <w:pgSz w:w="11906" w:h="16838"/>

--- a/pe2/docs/como_se_hizo.docx
+++ b/pe2/docs/como_se_hizo.docx
@@ -4475,6 +4475,11 @@
       </w:r>
     </w:p>
     <w:p>
+      <w:pPr>
+        <w:rPr>
+          <w:u w:val="single"/>
+        </w:rPr>
+      </w:pPr>
       <w:r>
         <w:t>El usuario que tiene el rol de administrador puede acceder a un formulario especial (</w:t>
       </w:r>
@@ -4487,10 +4492,22 @@
         <w:t>). Desde ahí puede añadir nuevos destinos a la base de datos, y además tiene opciones para editar o eliminar los viajes que ya existen.</w:t>
       </w:r>
       <w:r>
-        <w:t xml:space="preserve"> Hay ahora en base de datos un solo usuario administrador que su contraseña es: fabriadmin2026 y el correo es </w:t>
-      </w:r>
-      <w:r>
-        <w:t>admin@correo.com</w:t>
+        <w:t xml:space="preserve"> Hay ahora en base de datos un solo usuario administrador </w:t>
+      </w:r>
+      <w:r>
+        <w:t>cuya</w:t>
+      </w:r>
+      <w:r>
+        <w:t xml:space="preserve"> contraseña es: fabri</w:t>
+      </w:r>
+      <w:r>
+        <w:t>conde20</w:t>
+      </w:r>
+      <w:r>
+        <w:t xml:space="preserve"> y el correo es</w:t>
+      </w:r>
+      <w:r>
+        <w:t xml:space="preserve"> fabricon20@gmail.com</w:t>
       </w:r>
     </w:p>
     <w:p/>
@@ -4842,21 +4859,24 @@
         </w:rPr>
         <w:t xml:space="preserve"> </w:t>
       </w:r>
+      <w:r>
+        <w:t xml:space="preserve">En JavaScript, se seleccionan todos estos contenedores HTML ya existentes mediante </w:t>
+      </w:r>
+      <w:proofErr w:type="spellStart"/>
+      <w:r>
+        <w:t>querySelectorAll</w:t>
+      </w:r>
+      <w:proofErr w:type="spellEnd"/>
+      <w:r>
+        <w:t xml:space="preserve"> y se crea una </w:t>
+      </w:r>
       <w:proofErr w:type="gramStart"/>
       <w:r>
-        <w:t>En</w:t>
+        <w:t>variable contador</w:t>
       </w:r>
       <w:proofErr w:type="gramEnd"/>
       <w:r>
-        <w:t xml:space="preserve"> JavaScript, se seleccionan todos estos contenedores HTML ya existentes mediante </w:t>
-      </w:r>
-      <w:proofErr w:type="spellStart"/>
-      <w:r>
-        <w:t>querySelectorAll</w:t>
-      </w:r>
-      <w:proofErr w:type="spellEnd"/>
-      <w:r>
-        <w:t xml:space="preserve"> y se crea una variable contador que empieza en 0. Al capturar el evento </w:t>
+        <w:t xml:space="preserve"> que empieza en 0. Al capturar el evento </w:t>
       </w:r>
       <w:proofErr w:type="spellStart"/>
       <w:proofErr w:type="gramStart"/>
@@ -8478,6 +8498,7 @@
   <w:style w:type="character" w:default="1" w:styleId="Fuentedeprrafopredeter">
     <w:name w:val="Default Paragraph Font"/>
     <w:uiPriority w:val="1"/>
+    <w:semiHidden/>
     <w:unhideWhenUsed/>
   </w:style>
   <w:style w:type="table" w:default="1" w:styleId="Tablanormal">
